--- a/Proje3-Guvenlik-Erisim/Proje3-Guvenlik-Erisim.docx
+++ b/Proje3-Guvenlik-Erisim/Proje3-Guvenlik-Erisim.docx
@@ -14,7 +14,27 @@
           <w:sz w:val="36"/>
           <w:szCs w:val="36"/>
         </w:rPr>
-        <w:t>Proje 3 — Veritabanı Güvenliği ve Erişim Kontrolü</w:t>
+        <w:t xml:space="preserve">Proje 3 — </w:t>
+      </w:r>
+      <w:proofErr w:type="spellStart"/>
+      <w:r>
+        <w:rPr>
+          <w:b/>
+          <w:bCs/>
+          <w:sz w:val="36"/>
+          <w:szCs w:val="36"/>
+        </w:rPr>
+        <w:t>Veritabanı</w:t>
+      </w:r>
+      <w:proofErr w:type="spellEnd"/>
+      <w:r>
+        <w:rPr>
+          <w:b/>
+          <w:bCs/>
+          <w:sz w:val="36"/>
+          <w:szCs w:val="36"/>
+        </w:rPr>
+        <w:t xml:space="preserve"> Güvenliği ve Erişim Kontrolü</w:t>
       </w:r>
     </w:p>
     <w:p>
@@ -37,6 +57,20 @@
       <w:r>
         <w:t xml:space="preserve"> 22290528</w:t>
       </w:r>
+      <w:r>
+        <w:br/>
+      </w:r>
+      <w:proofErr w:type="spellStart"/>
+      <w:r>
+        <w:t>GitHub</w:t>
+      </w:r>
+      <w:proofErr w:type="spellEnd"/>
+      <w:r>
+        <w:t xml:space="preserve">: </w:t>
+      </w:r>
+      <w:r>
+        <w:t>https://github.com/bycycomr/BLM4522/tree/main</w:t>
+      </w:r>
     </w:p>
     <w:p>
       <w:pPr>
@@ -44,8 +78,29 @@
         <w:jc w:val="center"/>
       </w:pPr>
       <w:r>
-        <w:t>Platform: Microsoft SQL Server  |  Örnek Veritabanı: PersonelDB</w:t>
-      </w:r>
+        <w:t xml:space="preserve">Platform: Microsoft SQL </w:t>
+      </w:r>
+      <w:proofErr w:type="gramStart"/>
+      <w:r>
+        <w:t>Server  |</w:t>
+      </w:r>
+      <w:proofErr w:type="gramEnd"/>
+      <w:r>
+        <w:t xml:space="preserve">  Örnek </w:t>
+      </w:r>
+      <w:proofErr w:type="spellStart"/>
+      <w:r>
+        <w:t>Veritabanı</w:t>
+      </w:r>
+      <w:proofErr w:type="spellEnd"/>
+      <w:r>
+        <w:t xml:space="preserve">: </w:t>
+      </w:r>
+      <w:proofErr w:type="spellStart"/>
+      <w:r>
+        <w:t>PersonelDB</w:t>
+      </w:r>
+      <w:proofErr w:type="spellEnd"/>
     </w:p>
     <w:p>
       <w:pPr>
@@ -60,7 +115,15 @@
         <w:spacing w:before="80" w:after="80"/>
       </w:pPr>
       <w:r>
-        <w:t>Modern kurumlarda veritabanı, en değerli ve en çok saldırılan katmandır. Bu projenin amacı SQL Server'ın güvenlik özelliklerini uçtan uca bir mini-sistem üzerinde uygulamak:</w:t>
+        <w:t xml:space="preserve">Modern kurumlarda </w:t>
+      </w:r>
+      <w:proofErr w:type="spellStart"/>
+      <w:r>
+        <w:t>veritabanı</w:t>
+      </w:r>
+      <w:proofErr w:type="spellEnd"/>
+      <w:r>
+        <w:t>, en değerli ve en çok saldırılan katmandır. Bu projenin amacı SQL Server'ın güvenlik özelliklerini uçtan uca bir mini-sistem üzerinde uygulamak:</w:t>
       </w:r>
     </w:p>
     <w:p>
@@ -73,7 +136,15 @@
         <w:spacing w:before="60" w:after="60"/>
       </w:pPr>
       <w:r>
-        <w:t>Kimlik Doğrulama (Authentication) — kim bağlanabilir?</w:t>
+        <w:t>Kimlik Doğrulama (</w:t>
+      </w:r>
+      <w:proofErr w:type="spellStart"/>
+      <w:r>
+        <w:t>Authentication</w:t>
+      </w:r>
+      <w:proofErr w:type="spellEnd"/>
+      <w:r>
+        <w:t>) — kim bağlanabilir?</w:t>
       </w:r>
     </w:p>
     <w:p>
@@ -86,7 +157,15 @@
         <w:spacing w:before="60" w:after="60"/>
       </w:pPr>
       <w:r>
-        <w:t>Yetkilendirme (Authorization) — bağlandıktan sonra neyi yapabilir?</w:t>
+        <w:t>Yetkilendirme (</w:t>
+      </w:r>
+      <w:proofErr w:type="spellStart"/>
+      <w:r>
+        <w:t>Authorization</w:t>
+      </w:r>
+      <w:proofErr w:type="spellEnd"/>
+      <w:r>
+        <w:t>) — bağlandıktan sonra neyi yapabilir?</w:t>
       </w:r>
     </w:p>
     <w:p>
@@ -99,7 +178,15 @@
         <w:spacing w:before="60" w:after="60"/>
       </w:pPr>
       <w:r>
-        <w:t>Şifreleme (Encryption) — disk veya network seviyesinde veri korunur mu?</w:t>
+        <w:t>Şifreleme (</w:t>
+      </w:r>
+      <w:proofErr w:type="spellStart"/>
+      <w:r>
+        <w:t>Encryption</w:t>
+      </w:r>
+      <w:proofErr w:type="spellEnd"/>
+      <w:r>
+        <w:t>) — disk veya network seviyesinde veri korunur mu?</w:t>
       </w:r>
     </w:p>
     <w:p>
@@ -112,7 +199,15 @@
         <w:spacing w:before="60" w:after="60"/>
       </w:pPr>
       <w:r>
-        <w:t>Saldırı Savunması — SQL Injection gibi yaygın saldırılara karşı kod nasıl yazılmalı?</w:t>
+        <w:t xml:space="preserve">Saldırı Savunması — SQL </w:t>
+      </w:r>
+      <w:proofErr w:type="spellStart"/>
+      <w:r>
+        <w:t>Injection</w:t>
+      </w:r>
+      <w:proofErr w:type="spellEnd"/>
+      <w:r>
+        <w:t xml:space="preserve"> gibi yaygın saldırılara karşı kod nasıl yazılmalı?</w:t>
       </w:r>
     </w:p>
     <w:p>
@@ -125,7 +220,15 @@
         <w:spacing w:before="60" w:after="60"/>
       </w:pPr>
       <w:r>
-        <w:t>Denetim (Audit) — olay sonrası kim ne yaptı izlenebiliyor mu?</w:t>
+        <w:t>Denetim (</w:t>
+      </w:r>
+      <w:proofErr w:type="spellStart"/>
+      <w:r>
+        <w:t>Audit</w:t>
+      </w:r>
+      <w:proofErr w:type="spellEnd"/>
+      <w:r>
+        <w:t>) — olay sonrası kim ne yaptı izlenebiliyor mu?</w:t>
       </w:r>
     </w:p>
     <w:p>
@@ -151,7 +254,15 @@
         <w:pStyle w:val="Balk1"/>
       </w:pPr>
       <w:r>
-        <w:t>2. Defense-in-Depth (Katmanlı Savunma)</w:t>
+        <w:t xml:space="preserve">2. </w:t>
+      </w:r>
+      <w:proofErr w:type="spellStart"/>
+      <w:r>
+        <w:t>Defense</w:t>
+      </w:r>
+      <w:proofErr w:type="spellEnd"/>
+      <w:r>
+        <w:t>-in-Depth (Katmanlı Savunma)</w:t>
       </w:r>
     </w:p>
     <w:p>
@@ -189,12 +300,6 @@
         <w:gridCol w:w="6600"/>
       </w:tblGrid>
       <w:tr>
-        <w:tblPrEx>
-          <w:tblCellMar>
-            <w:top w:w="0" w:type="dxa"/>
-            <w:bottom w:w="0" w:type="dxa"/>
-          </w:tblCellMar>
-        </w:tblPrEx>
         <w:tc>
           <w:tcPr>
             <w:tcW w:w="2400" w:type="dxa"/>
@@ -255,12 +360,6 @@
         </w:tc>
       </w:tr>
       <w:tr>
-        <w:tblPrEx>
-          <w:tblCellMar>
-            <w:top w:w="0" w:type="dxa"/>
-            <w:bottom w:w="0" w:type="dxa"/>
-          </w:tblCellMar>
-        </w:tblPrEx>
         <w:tc>
           <w:tcPr>
             <w:tcW w:w="2400" w:type="dxa"/>
@@ -315,12 +414,6 @@
         </w:tc>
       </w:tr>
       <w:tr>
-        <w:tblPrEx>
-          <w:tblCellMar>
-            <w:top w:w="0" w:type="dxa"/>
-            <w:bottom w:w="0" w:type="dxa"/>
-          </w:tblCellMar>
-        </w:tblPrEx>
         <w:tc>
           <w:tcPr>
             <w:tcW w:w="2400" w:type="dxa"/>
@@ -369,18 +462,44 @@
                 <w:sz w:val="20"/>
                 <w:szCs w:val="20"/>
               </w:rPr>
-              <w:t>Windows Auth / SQL Auth + güçlü parola</w:t>
+              <w:t xml:space="preserve">Windows </w:t>
+            </w:r>
+            <w:proofErr w:type="spellStart"/>
+            <w:r>
+              <w:rPr>
+                <w:sz w:val="20"/>
+                <w:szCs w:val="20"/>
+              </w:rPr>
+              <w:t>Auth</w:t>
+            </w:r>
+            <w:proofErr w:type="spellEnd"/>
+            <w:r>
+              <w:rPr>
+                <w:sz w:val="20"/>
+                <w:szCs w:val="20"/>
+              </w:rPr>
+              <w:t xml:space="preserve"> / SQL </w:t>
+            </w:r>
+            <w:proofErr w:type="spellStart"/>
+            <w:r>
+              <w:rPr>
+                <w:sz w:val="20"/>
+                <w:szCs w:val="20"/>
+              </w:rPr>
+              <w:t>Auth</w:t>
+            </w:r>
+            <w:proofErr w:type="spellEnd"/>
+            <w:r>
+              <w:rPr>
+                <w:sz w:val="20"/>
+                <w:szCs w:val="20"/>
+              </w:rPr>
+              <w:t xml:space="preserve"> + güçlü parola</w:t>
             </w:r>
           </w:p>
         </w:tc>
       </w:tr>
       <w:tr>
-        <w:tblPrEx>
-          <w:tblCellMar>
-            <w:top w:w="0" w:type="dxa"/>
-            <w:bottom w:w="0" w:type="dxa"/>
-          </w:tblCellMar>
-        </w:tblPrEx>
         <w:tc>
           <w:tcPr>
             <w:tcW w:w="2400" w:type="dxa"/>
@@ -435,12 +554,6 @@
         </w:tc>
       </w:tr>
       <w:tr>
-        <w:tblPrEx>
-          <w:tblCellMar>
-            <w:top w:w="0" w:type="dxa"/>
-            <w:bottom w:w="0" w:type="dxa"/>
-          </w:tblCellMar>
-        </w:tblPrEx>
         <w:tc>
           <w:tcPr>
             <w:tcW w:w="2400" w:type="dxa"/>
@@ -484,23 +597,83 @@
             </w:tcMar>
           </w:tcPr>
           <w:p>
-            <w:r>
-              <w:rPr>
-                <w:sz w:val="20"/>
-                <w:szCs w:val="20"/>
-              </w:rPr>
-              <w:t>Parameterized query, sp'ler, input validation</w:t>
-            </w:r>
+            <w:proofErr w:type="spellStart"/>
+            <w:r>
+              <w:rPr>
+                <w:sz w:val="20"/>
+                <w:szCs w:val="20"/>
+              </w:rPr>
+              <w:t>Parameterized</w:t>
+            </w:r>
+            <w:proofErr w:type="spellEnd"/>
+            <w:r>
+              <w:rPr>
+                <w:sz w:val="20"/>
+                <w:szCs w:val="20"/>
+              </w:rPr>
+              <w:t xml:space="preserve"> </w:t>
+            </w:r>
+            <w:proofErr w:type="spellStart"/>
+            <w:r>
+              <w:rPr>
+                <w:sz w:val="20"/>
+                <w:szCs w:val="20"/>
+              </w:rPr>
+              <w:t>query</w:t>
+            </w:r>
+            <w:proofErr w:type="spellEnd"/>
+            <w:r>
+              <w:rPr>
+                <w:sz w:val="20"/>
+                <w:szCs w:val="20"/>
+              </w:rPr>
+              <w:t xml:space="preserve">, </w:t>
+            </w:r>
+            <w:proofErr w:type="spellStart"/>
+            <w:r>
+              <w:rPr>
+                <w:sz w:val="20"/>
+                <w:szCs w:val="20"/>
+              </w:rPr>
+              <w:t>sp'ler</w:t>
+            </w:r>
+            <w:proofErr w:type="spellEnd"/>
+            <w:r>
+              <w:rPr>
+                <w:sz w:val="20"/>
+                <w:szCs w:val="20"/>
+              </w:rPr>
+              <w:t xml:space="preserve">, </w:t>
+            </w:r>
+            <w:proofErr w:type="spellStart"/>
+            <w:r>
+              <w:rPr>
+                <w:sz w:val="20"/>
+                <w:szCs w:val="20"/>
+              </w:rPr>
+              <w:t>input</w:t>
+            </w:r>
+            <w:proofErr w:type="spellEnd"/>
+            <w:r>
+              <w:rPr>
+                <w:sz w:val="20"/>
+                <w:szCs w:val="20"/>
+              </w:rPr>
+              <w:t xml:space="preserve"> </w:t>
+            </w:r>
+            <w:proofErr w:type="spellStart"/>
+            <w:r>
+              <w:rPr>
+                <w:sz w:val="20"/>
+                <w:szCs w:val="20"/>
+              </w:rPr>
+              <w:t>validation</w:t>
+            </w:r>
+            <w:proofErr w:type="spellEnd"/>
           </w:p>
         </w:tc>
       </w:tr>
       <w:tr>
-        <w:tblPrEx>
-          <w:tblCellMar>
-            <w:top w:w="0" w:type="dxa"/>
-            <w:bottom w:w="0" w:type="dxa"/>
-          </w:tblCellMar>
-        </w:tblPrEx>
         <w:tc>
           <w:tcPr>
             <w:tcW w:w="2400" w:type="dxa"/>
@@ -549,18 +722,28 @@
                 <w:sz w:val="20"/>
                 <w:szCs w:val="20"/>
               </w:rPr>
-              <w:t>TDE (data-at-rest), TLS (data-in-transit)</w:t>
+              <w:t>TDE (</w:t>
+            </w:r>
+            <w:proofErr w:type="gramStart"/>
+            <w:r>
+              <w:rPr>
+                <w:sz w:val="20"/>
+                <w:szCs w:val="20"/>
+              </w:rPr>
+              <w:t>data</w:t>
+            </w:r>
+            <w:proofErr w:type="gramEnd"/>
+            <w:r>
+              <w:rPr>
+                <w:sz w:val="20"/>
+                <w:szCs w:val="20"/>
+              </w:rPr>
+              <w:t>-at-rest), TLS (data-in-transit)</w:t>
             </w:r>
           </w:p>
         </w:tc>
       </w:tr>
       <w:tr>
-        <w:tblPrEx>
-          <w:tblCellMar>
-            <w:top w:w="0" w:type="dxa"/>
-            <w:bottom w:w="0" w:type="dxa"/>
-          </w:tblCellMar>
-        </w:tblPrEx>
         <w:tc>
           <w:tcPr>
             <w:tcW w:w="2400" w:type="dxa"/>
@@ -609,7 +792,23 @@
                 <w:sz w:val="20"/>
                 <w:szCs w:val="20"/>
               </w:rPr>
-              <w:t>SQL Server Audit, uzak log toplama</w:t>
+              <w:t xml:space="preserve">SQL Server </w:t>
+            </w:r>
+            <w:proofErr w:type="spellStart"/>
+            <w:r>
+              <w:rPr>
+                <w:sz w:val="20"/>
+                <w:szCs w:val="20"/>
+              </w:rPr>
+              <w:t>Audit</w:t>
+            </w:r>
+            <w:proofErr w:type="spellEnd"/>
+            <w:r>
+              <w:rPr>
+                <w:sz w:val="20"/>
+                <w:szCs w:val="20"/>
+              </w:rPr>
+              <w:t>, uzak log toplama</w:t>
             </w:r>
           </w:p>
         </w:tc>
@@ -632,8 +831,13 @@
       <w:pPr>
         <w:spacing w:before="80" w:after="80"/>
       </w:pPr>
-      <w:r>
-        <w:t>PersonelDB — bir şirketin personel kayıtlarını tutan basit bir model:</w:t>
+      <w:proofErr w:type="spellStart"/>
+      <w:r>
+        <w:t>PersonelDB</w:t>
+      </w:r>
+      <w:proofErr w:type="spellEnd"/>
+      <w:r>
+        <w:t xml:space="preserve"> — bir şirketin personel kayıtlarını tutan basit bir model:</w:t>
       </w:r>
     </w:p>
     <w:p>
@@ -645,8 +849,26 @@
         </w:numPr>
         <w:spacing w:before="60" w:after="60"/>
       </w:pPr>
-      <w:r>
-        <w:t>Departman(DepartmanID, DepartmanAdi)</w:t>
+      <w:proofErr w:type="gramStart"/>
+      <w:r>
+        <w:t>Departman(</w:t>
+      </w:r>
+      <w:proofErr w:type="spellStart"/>
+      <w:proofErr w:type="gramEnd"/>
+      <w:r>
+        <w:t>DepartmanID</w:t>
+      </w:r>
+      <w:proofErr w:type="spellEnd"/>
+      <w:r>
+        <w:t xml:space="preserve">, </w:t>
+      </w:r>
+      <w:proofErr w:type="spellStart"/>
+      <w:r>
+        <w:t>DepartmanAdi</w:t>
+      </w:r>
+      <w:proofErr w:type="spellEnd"/>
+      <w:r>
+        <w:t>)</w:t>
       </w:r>
     </w:p>
     <w:p>
@@ -658,8 +880,66 @@
         </w:numPr>
         <w:spacing w:before="60" w:after="60"/>
       </w:pPr>
-      <w:r>
-        <w:t>Personel(PersonelID, TCKimlikNo, Ad, Soyad, Email, Telefon, Maas, IseBaslamaTarihi, DepartmanID)</w:t>
+      <w:proofErr w:type="gramStart"/>
+      <w:r>
+        <w:t>Personel(</w:t>
+      </w:r>
+      <w:proofErr w:type="spellStart"/>
+      <w:proofErr w:type="gramEnd"/>
+      <w:r>
+        <w:t>PersonelID</w:t>
+      </w:r>
+      <w:proofErr w:type="spellEnd"/>
+      <w:r>
+        <w:t xml:space="preserve">, </w:t>
+      </w:r>
+      <w:proofErr w:type="spellStart"/>
+      <w:r>
+        <w:t>TCKimlikNo</w:t>
+      </w:r>
+      <w:proofErr w:type="spellEnd"/>
+      <w:r>
+        <w:t xml:space="preserve">, Ad, </w:t>
+      </w:r>
+      <w:proofErr w:type="spellStart"/>
+      <w:r>
+        <w:t>Soyad</w:t>
+      </w:r>
+      <w:proofErr w:type="spellEnd"/>
+      <w:r>
+        <w:t xml:space="preserve">, </w:t>
+      </w:r>
+      <w:proofErr w:type="spellStart"/>
+      <w:r>
+        <w:t>Email</w:t>
+      </w:r>
+      <w:proofErr w:type="spellEnd"/>
+      <w:r>
+        <w:t xml:space="preserve">, Telefon, </w:t>
+      </w:r>
+      <w:proofErr w:type="spellStart"/>
+      <w:r>
+        <w:t>Maas</w:t>
+      </w:r>
+      <w:proofErr w:type="spellEnd"/>
+      <w:r>
+        <w:t xml:space="preserve">, </w:t>
+      </w:r>
+      <w:proofErr w:type="spellStart"/>
+      <w:r>
+        <w:t>IseBaslamaTarihi</w:t>
+      </w:r>
+      <w:proofErr w:type="spellEnd"/>
+      <w:r>
+        <w:t xml:space="preserve">, </w:t>
+      </w:r>
+      <w:proofErr w:type="spellStart"/>
+      <w:r>
+        <w:t>DepartmanID</w:t>
+      </w:r>
+      <w:proofErr w:type="spellEnd"/>
+      <w:r>
+        <w:t>)</w:t>
       </w:r>
     </w:p>
     <w:p>
@@ -671,8 +951,47 @@
         </w:numPr>
         <w:spacing w:before="60" w:after="60"/>
       </w:pPr>
-      <w:r>
-        <w:t>IslemLog(LogID, Zaman, Kullanici, Islem, Aciklama)</w:t>
+      <w:proofErr w:type="spellStart"/>
+      <w:proofErr w:type="gramStart"/>
+      <w:r>
+        <w:t>IslemLog</w:t>
+      </w:r>
+      <w:proofErr w:type="spellEnd"/>
+      <w:r>
+        <w:t>(</w:t>
+      </w:r>
+      <w:proofErr w:type="spellStart"/>
+      <w:proofErr w:type="gramEnd"/>
+      <w:r>
+        <w:t>LogID</w:t>
+      </w:r>
+      <w:proofErr w:type="spellEnd"/>
+      <w:r>
+        <w:t xml:space="preserve">, Zaman, </w:t>
+      </w:r>
+      <w:proofErr w:type="spellStart"/>
+      <w:r>
+        <w:t>Kullanici</w:t>
+      </w:r>
+      <w:proofErr w:type="spellEnd"/>
+      <w:r>
+        <w:t xml:space="preserve">, </w:t>
+      </w:r>
+      <w:proofErr w:type="spellStart"/>
+      <w:r>
+        <w:t>Islem</w:t>
+      </w:r>
+      <w:proofErr w:type="spellEnd"/>
+      <w:r>
+        <w:t xml:space="preserve">, </w:t>
+      </w:r>
+      <w:proofErr w:type="spellStart"/>
+      <w:r>
+        <w:t>Aciklama</w:t>
+      </w:r>
+      <w:proofErr w:type="spellEnd"/>
+      <w:r>
+        <w:t>)</w:t>
       </w:r>
     </w:p>
     <w:p>
@@ -680,7 +999,23 @@
         <w:spacing w:before="80" w:after="80"/>
       </w:pPr>
       <w:r>
-        <w:t>Hassas sütunlar: TCKimlikNo, Maas. Bu sütunların kimler tarafından, hangi formatta okunabileceği projenin merkezi sorusudur.</w:t>
+        <w:t xml:space="preserve">Hassas sütunlar: </w:t>
+      </w:r>
+      <w:proofErr w:type="spellStart"/>
+      <w:r>
+        <w:t>TCKimlikNo</w:t>
+      </w:r>
+      <w:proofErr w:type="spellEnd"/>
+      <w:r>
+        <w:t xml:space="preserve">, </w:t>
+      </w:r>
+      <w:proofErr w:type="spellStart"/>
+      <w:r>
+        <w:t>Maas</w:t>
+      </w:r>
+      <w:proofErr w:type="spellEnd"/>
+      <w:r>
+        <w:t>. Bu sütunların kimler tarafından, hangi formatta okunabileceği projenin merkezi sorusudur.</w:t>
       </w:r>
     </w:p>
     <w:p>
@@ -694,7 +1029,15 @@
       </w:pPr>
       <w:r>
         <w:lastRenderedPageBreak/>
-        <w:t>4. Authentication (Kimlik Doğrulama) — 02_auth_modes.sql</w:t>
+        <w:t xml:space="preserve">4. </w:t>
+      </w:r>
+      <w:proofErr w:type="spellStart"/>
+      <w:r>
+        <w:t>Authentication</w:t>
+      </w:r>
+      <w:proofErr w:type="spellEnd"/>
+      <w:r>
+        <w:t xml:space="preserve"> (Kimlik Doğrulama) — 02_auth_modes.sql</w:t>
       </w:r>
     </w:p>
     <w:p>
@@ -733,12 +1076,6 @@
         <w:gridCol w:w="3200"/>
       </w:tblGrid>
       <w:tr>
-        <w:tblPrEx>
-          <w:tblCellMar>
-            <w:top w:w="0" w:type="dxa"/>
-            <w:bottom w:w="0" w:type="dxa"/>
-          </w:tblCellMar>
-        </w:tblPrEx>
         <w:tc>
           <w:tcPr>
             <w:tcW w:w="2200" w:type="dxa"/>
@@ -828,12 +1165,6 @@
         </w:tc>
       </w:tr>
       <w:tr>
-        <w:tblPrEx>
-          <w:tblCellMar>
-            <w:top w:w="0" w:type="dxa"/>
-            <w:bottom w:w="0" w:type="dxa"/>
-          </w:tblCellMar>
-        </w:tblPrEx>
         <w:tc>
           <w:tcPr>
             <w:tcW w:w="2200" w:type="dxa"/>
@@ -856,8 +1187,17 @@
                 <w:sz w:val="20"/>
                 <w:szCs w:val="20"/>
               </w:rPr>
-              <w:t>Windows Auth</w:t>
-            </w:r>
+              <w:t xml:space="preserve">Windows </w:t>
+            </w:r>
+            <w:proofErr w:type="spellStart"/>
+            <w:r>
+              <w:rPr>
+                <w:sz w:val="20"/>
+                <w:szCs w:val="20"/>
+              </w:rPr>
+              <w:t>Auth</w:t>
+            </w:r>
+            <w:proofErr w:type="spellEnd"/>
           </w:p>
         </w:tc>
         <w:tc>
@@ -914,12 +1254,6 @@
         </w:tc>
       </w:tr>
       <w:tr>
-        <w:tblPrEx>
-          <w:tblCellMar>
-            <w:top w:w="0" w:type="dxa"/>
-            <w:bottom w:w="0" w:type="dxa"/>
-          </w:tblCellMar>
-        </w:tblPrEx>
         <w:tc>
           <w:tcPr>
             <w:tcW w:w="2200" w:type="dxa"/>
@@ -942,8 +1276,17 @@
                 <w:sz w:val="20"/>
                 <w:szCs w:val="20"/>
               </w:rPr>
-              <w:t>SQL Auth</w:t>
-            </w:r>
+              <w:t xml:space="preserve">SQL </w:t>
+            </w:r>
+            <w:proofErr w:type="spellStart"/>
+            <w:r>
+              <w:rPr>
+                <w:sz w:val="20"/>
+                <w:szCs w:val="20"/>
+              </w:rPr>
+              <w:t>Auth</w:t>
+            </w:r>
+            <w:proofErr w:type="spellEnd"/>
           </w:p>
         </w:tc>
         <w:tc>
@@ -1010,7 +1353,23 @@
         <w:spacing w:before="80" w:after="80"/>
       </w:pPr>
       <w:r>
-        <w:t>Öneri: Mümkünse Windows Auth tercih edilir. Mixed Mode yalnızca harici servisler/uygulamalar için açılmalıdır.</w:t>
+        <w:t xml:space="preserve">Öneri: Mümkünse Windows </w:t>
+      </w:r>
+      <w:proofErr w:type="spellStart"/>
+      <w:r>
+        <w:t>Auth</w:t>
+      </w:r>
+      <w:proofErr w:type="spellEnd"/>
+      <w:r>
+        <w:t xml:space="preserve"> tercih edilir. Mixed </w:t>
+      </w:r>
+      <w:proofErr w:type="spellStart"/>
+      <w:r>
+        <w:t>Mode</w:t>
+      </w:r>
+      <w:proofErr w:type="spellEnd"/>
+      <w:r>
+        <w:t xml:space="preserve"> yalnızca harici servisler/uygulamalar için açılmalıdır.</w:t>
       </w:r>
     </w:p>
     <w:p>
@@ -1057,12 +1416,6 @@
         <w:gridCol w:w="2800"/>
       </w:tblGrid>
       <w:tr>
-        <w:tblPrEx>
-          <w:tblCellMar>
-            <w:top w:w="0" w:type="dxa"/>
-            <w:bottom w:w="0" w:type="dxa"/>
-          </w:tblCellMar>
-        </w:tblPrEx>
         <w:tc>
           <w:tcPr>
             <w:tcW w:w="2200" w:type="dxa"/>
@@ -1152,12 +1505,6 @@
         </w:tc>
       </w:tr>
       <w:tr>
-        <w:tblPrEx>
-          <w:tblCellMar>
-            <w:top w:w="0" w:type="dxa"/>
-            <w:bottom w:w="0" w:type="dxa"/>
-          </w:tblCellMar>
-        </w:tblPrEx>
         <w:tc>
           <w:tcPr>
             <w:tcW w:w="2200" w:type="dxa"/>
@@ -1175,13 +1522,24 @@
             </w:tcMar>
           </w:tcPr>
           <w:p>
-            <w:r>
-              <w:rPr>
-                <w:sz w:val="20"/>
-                <w:szCs w:val="20"/>
-              </w:rPr>
-              <w:t>ik_okuyucu</w:t>
-            </w:r>
+            <w:proofErr w:type="spellStart"/>
+            <w:proofErr w:type="gramStart"/>
+            <w:r>
+              <w:rPr>
+                <w:sz w:val="20"/>
+                <w:szCs w:val="20"/>
+              </w:rPr>
+              <w:t>ik</w:t>
+            </w:r>
+            <w:proofErr w:type="gramEnd"/>
+            <w:r>
+              <w:rPr>
+                <w:sz w:val="20"/>
+                <w:szCs w:val="20"/>
+              </w:rPr>
+              <w:t>_okuyucu</w:t>
+            </w:r>
+            <w:proofErr w:type="spellEnd"/>
           </w:p>
         </w:tc>
         <w:tc>
@@ -1238,12 +1596,6 @@
         </w:tc>
       </w:tr>
       <w:tr>
-        <w:tblPrEx>
-          <w:tblCellMar>
-            <w:top w:w="0" w:type="dxa"/>
-            <w:bottom w:w="0" w:type="dxa"/>
-          </w:tblCellMar>
-        </w:tblPrEx>
         <w:tc>
           <w:tcPr>
             <w:tcW w:w="2200" w:type="dxa"/>
@@ -1261,13 +1613,24 @@
             </w:tcMar>
           </w:tcPr>
           <w:p>
-            <w:r>
-              <w:rPr>
-                <w:sz w:val="20"/>
-                <w:szCs w:val="20"/>
-              </w:rPr>
-              <w:t>muh_yazar</w:t>
-            </w:r>
+            <w:proofErr w:type="spellStart"/>
+            <w:proofErr w:type="gramStart"/>
+            <w:r>
+              <w:rPr>
+                <w:sz w:val="20"/>
+                <w:szCs w:val="20"/>
+              </w:rPr>
+              <w:t>muh</w:t>
+            </w:r>
+            <w:proofErr w:type="gramEnd"/>
+            <w:r>
+              <w:rPr>
+                <w:sz w:val="20"/>
+                <w:szCs w:val="20"/>
+              </w:rPr>
+              <w:t>_yazar</w:t>
+            </w:r>
+            <w:proofErr w:type="spellEnd"/>
           </w:p>
         </w:tc>
         <w:tc>
@@ -1324,12 +1687,6 @@
         </w:tc>
       </w:tr>
       <w:tr>
-        <w:tblPrEx>
-          <w:tblCellMar>
-            <w:top w:w="0" w:type="dxa"/>
-            <w:bottom w:w="0" w:type="dxa"/>
-          </w:tblCellMar>
-        </w:tblPrEx>
         <w:tc>
           <w:tcPr>
             <w:tcW w:w="2200" w:type="dxa"/>
@@ -1347,13 +1704,24 @@
             </w:tcMar>
           </w:tcPr>
           <w:p>
-            <w:r>
-              <w:rPr>
-                <w:sz w:val="20"/>
-                <w:szCs w:val="20"/>
-              </w:rPr>
-              <w:t>yazilim_sef</w:t>
-            </w:r>
+            <w:proofErr w:type="spellStart"/>
+            <w:proofErr w:type="gramStart"/>
+            <w:r>
+              <w:rPr>
+                <w:sz w:val="20"/>
+                <w:szCs w:val="20"/>
+              </w:rPr>
+              <w:t>yazilim</w:t>
+            </w:r>
+            <w:proofErr w:type="gramEnd"/>
+            <w:r>
+              <w:rPr>
+                <w:sz w:val="20"/>
+                <w:szCs w:val="20"/>
+              </w:rPr>
+              <w:t>_sef</w:t>
+            </w:r>
+            <w:proofErr w:type="spellEnd"/>
           </w:p>
         </w:tc>
         <w:tc>
@@ -1420,7 +1788,15 @@
         <w:spacing w:before="80" w:after="80"/>
       </w:pPr>
       <w:r>
-        <w:t>CHECK_POLICY = ON, Windows'un lokal/domain parola politikasını SQL loginine de uygular: uzunluk, karmaşıklık, history vb.</w:t>
+        <w:t xml:space="preserve">CHECK_POLICY = ON, Windows'un lokal/domain parola politikasını SQL loginine de uygular: uzunluk, karmaşıklık, </w:t>
+      </w:r>
+      <w:proofErr w:type="spellStart"/>
+      <w:r>
+        <w:t>history</w:t>
+      </w:r>
+      <w:proofErr w:type="spellEnd"/>
+      <w:r>
+        <w:t xml:space="preserve"> vb.</w:t>
       </w:r>
     </w:p>
     <w:p>
@@ -1487,7 +1863,67 @@
           <w:sz w:val="18"/>
           <w:szCs w:val="18"/>
         </w:rPr>
-        <w:t>Şekil 1: Oluşturulan SQL loginleri (ik_okuyucu, muh_yazar, yazilim_sef)</w:t>
+        <w:t>Şekil 1: Oluşturulan SQL loginleri (</w:t>
+      </w:r>
+      <w:proofErr w:type="spellStart"/>
+      <w:r>
+        <w:rPr>
+          <w:i/>
+          <w:iCs/>
+          <w:sz w:val="18"/>
+          <w:szCs w:val="18"/>
+        </w:rPr>
+        <w:t>ik_okuyucu</w:t>
+      </w:r>
+      <w:proofErr w:type="spellEnd"/>
+      <w:r>
+        <w:rPr>
+          <w:i/>
+          <w:iCs/>
+          <w:sz w:val="18"/>
+          <w:szCs w:val="18"/>
+        </w:rPr>
+        <w:t xml:space="preserve">, </w:t>
+      </w:r>
+      <w:proofErr w:type="spellStart"/>
+      <w:r>
+        <w:rPr>
+          <w:i/>
+          <w:iCs/>
+          <w:sz w:val="18"/>
+          <w:szCs w:val="18"/>
+        </w:rPr>
+        <w:t>muh_yazar</w:t>
+      </w:r>
+      <w:proofErr w:type="spellEnd"/>
+      <w:r>
+        <w:rPr>
+          <w:i/>
+          <w:iCs/>
+          <w:sz w:val="18"/>
+          <w:szCs w:val="18"/>
+        </w:rPr>
+        <w:t xml:space="preserve">, </w:t>
+      </w:r>
+      <w:proofErr w:type="spellStart"/>
+      <w:r>
+        <w:rPr>
+          <w:i/>
+          <w:iCs/>
+          <w:sz w:val="18"/>
+          <w:szCs w:val="18"/>
+        </w:rPr>
+        <w:t>yazilim_sef</w:t>
+      </w:r>
+      <w:proofErr w:type="spellEnd"/>
+      <w:r>
+        <w:rPr>
+          <w:i/>
+          <w:iCs/>
+          <w:sz w:val="18"/>
+          <w:szCs w:val="18"/>
+        </w:rPr>
+        <w:t>)</w:t>
       </w:r>
     </w:p>
     <w:p>
@@ -1500,7 +1936,15 @@
         <w:pStyle w:val="Balk1"/>
       </w:pPr>
       <w:r>
-        <w:t>5. Authorization (Yetkilendirme) — 03_roles_and_permissions.sql</w:t>
+        <w:t xml:space="preserve">5. </w:t>
+      </w:r>
+      <w:proofErr w:type="spellStart"/>
+      <w:r>
+        <w:t>Authorization</w:t>
+      </w:r>
+      <w:proofErr w:type="spellEnd"/>
+      <w:r>
+        <w:t xml:space="preserve"> (Yetkilendirme) — 03_roles_and_permissions.sql</w:t>
       </w:r>
     </w:p>
     <w:p>
@@ -1547,12 +1991,6 @@
         <w:gridCol w:w="4600"/>
       </w:tblGrid>
       <w:tr>
-        <w:tblPrEx>
-          <w:tblCellMar>
-            <w:top w:w="0" w:type="dxa"/>
-            <w:bottom w:w="0" w:type="dxa"/>
-          </w:tblCellMar>
-        </w:tblPrEx>
         <w:tc>
           <w:tcPr>
             <w:tcW w:w="2400" w:type="dxa"/>
@@ -1642,12 +2080,6 @@
         </w:tc>
       </w:tr>
       <w:tr>
-        <w:tblPrEx>
-          <w:tblCellMar>
-            <w:top w:w="0" w:type="dxa"/>
-            <w:bottom w:w="0" w:type="dxa"/>
-          </w:tblCellMar>
-        </w:tblPrEx>
         <w:tc>
           <w:tcPr>
             <w:tcW w:w="2400" w:type="dxa"/>
@@ -1665,14 +2097,25 @@
             </w:tcMar>
           </w:tcPr>
           <w:p>
+            <w:proofErr w:type="spellStart"/>
+            <w:proofErr w:type="gramStart"/>
             <w:r>
               <w:rPr>
                 <w:sz w:val="20"/>
                 <w:szCs w:val="20"/>
               </w:rPr>
               <w:lastRenderedPageBreak/>
-              <w:t>rol_ik_okuyucu</w:t>
-            </w:r>
+              <w:t>rol</w:t>
+            </w:r>
+            <w:proofErr w:type="gramEnd"/>
+            <w:r>
+              <w:rPr>
+                <w:sz w:val="20"/>
+                <w:szCs w:val="20"/>
+              </w:rPr>
+              <w:t>_ik_okuyucu</w:t>
+            </w:r>
+            <w:proofErr w:type="spellEnd"/>
           </w:p>
         </w:tc>
         <w:tc>
@@ -1692,13 +2135,24 @@
             </w:tcMar>
           </w:tcPr>
           <w:p>
-            <w:r>
-              <w:rPr>
-                <w:sz w:val="20"/>
-                <w:szCs w:val="20"/>
-              </w:rPr>
-              <w:t>ik_okuyucu</w:t>
-            </w:r>
+            <w:proofErr w:type="spellStart"/>
+            <w:proofErr w:type="gramStart"/>
+            <w:r>
+              <w:rPr>
+                <w:sz w:val="20"/>
+                <w:szCs w:val="20"/>
+              </w:rPr>
+              <w:t>ik</w:t>
+            </w:r>
+            <w:proofErr w:type="gramEnd"/>
+            <w:r>
+              <w:rPr>
+                <w:sz w:val="20"/>
+                <w:szCs w:val="20"/>
+              </w:rPr>
+              <w:t>_okuyucu</w:t>
+            </w:r>
+            <w:proofErr w:type="spellEnd"/>
           </w:p>
         </w:tc>
         <w:tc>
@@ -1718,23 +2172,35 @@
             </w:tcMar>
           </w:tcPr>
           <w:p>
-            <w:r>
-              <w:rPr>
-                <w:sz w:val="20"/>
-                <w:szCs w:val="20"/>
-              </w:rPr>
-              <w:t>vw_PersonelIK SELECT. Personel tablosu DENY.</w:t>
+            <w:proofErr w:type="spellStart"/>
+            <w:proofErr w:type="gramStart"/>
+            <w:r>
+              <w:rPr>
+                <w:sz w:val="20"/>
+                <w:szCs w:val="20"/>
+              </w:rPr>
+              <w:t>vw</w:t>
+            </w:r>
+            <w:proofErr w:type="gramEnd"/>
+            <w:r>
+              <w:rPr>
+                <w:sz w:val="20"/>
+                <w:szCs w:val="20"/>
+              </w:rPr>
+              <w:t>_PersonelIK</w:t>
+            </w:r>
+            <w:proofErr w:type="spellEnd"/>
+            <w:r>
+              <w:rPr>
+                <w:sz w:val="20"/>
+                <w:szCs w:val="20"/>
+              </w:rPr>
+              <w:t xml:space="preserve"> SELECT. Personel tablosu DENY.</w:t>
             </w:r>
           </w:p>
         </w:tc>
       </w:tr>
       <w:tr>
-        <w:tblPrEx>
-          <w:tblCellMar>
-            <w:top w:w="0" w:type="dxa"/>
-            <w:bottom w:w="0" w:type="dxa"/>
-          </w:tblCellMar>
-        </w:tblPrEx>
         <w:tc>
           <w:tcPr>
             <w:tcW w:w="2400" w:type="dxa"/>
@@ -1752,13 +2218,24 @@
             </w:tcMar>
           </w:tcPr>
           <w:p>
-            <w:r>
-              <w:rPr>
-                <w:sz w:val="20"/>
-                <w:szCs w:val="20"/>
-              </w:rPr>
-              <w:t>rol_muhasebe</w:t>
-            </w:r>
+            <w:proofErr w:type="spellStart"/>
+            <w:proofErr w:type="gramStart"/>
+            <w:r>
+              <w:rPr>
+                <w:sz w:val="20"/>
+                <w:szCs w:val="20"/>
+              </w:rPr>
+              <w:t>rol</w:t>
+            </w:r>
+            <w:proofErr w:type="gramEnd"/>
+            <w:r>
+              <w:rPr>
+                <w:sz w:val="20"/>
+                <w:szCs w:val="20"/>
+              </w:rPr>
+              <w:t>_muhasebe</w:t>
+            </w:r>
+            <w:proofErr w:type="spellEnd"/>
           </w:p>
         </w:tc>
         <w:tc>
@@ -1778,13 +2255,24 @@
             </w:tcMar>
           </w:tcPr>
           <w:p>
-            <w:r>
-              <w:rPr>
-                <w:sz w:val="20"/>
-                <w:szCs w:val="20"/>
-              </w:rPr>
-              <w:t>muh_yazar</w:t>
-            </w:r>
+            <w:proofErr w:type="spellStart"/>
+            <w:proofErr w:type="gramStart"/>
+            <w:r>
+              <w:rPr>
+                <w:sz w:val="20"/>
+                <w:szCs w:val="20"/>
+              </w:rPr>
+              <w:t>muh</w:t>
+            </w:r>
+            <w:proofErr w:type="gramEnd"/>
+            <w:r>
+              <w:rPr>
+                <w:sz w:val="20"/>
+                <w:szCs w:val="20"/>
+              </w:rPr>
+              <w:t>_yazar</w:t>
+            </w:r>
+            <w:proofErr w:type="spellEnd"/>
           </w:p>
         </w:tc>
         <w:tc>
@@ -1804,23 +2292,51 @@
             </w:tcMar>
           </w:tcPr>
           <w:p>
-            <w:r>
-              <w:rPr>
-                <w:sz w:val="20"/>
-                <w:szCs w:val="20"/>
-              </w:rPr>
-              <w:t>vw_PersonelMaas SELECT/UPDATE. Personel.TCKimlikNo DENY.</w:t>
+            <w:proofErr w:type="spellStart"/>
+            <w:proofErr w:type="gramStart"/>
+            <w:r>
+              <w:rPr>
+                <w:sz w:val="20"/>
+                <w:szCs w:val="20"/>
+              </w:rPr>
+              <w:t>vw</w:t>
+            </w:r>
+            <w:proofErr w:type="gramEnd"/>
+            <w:r>
+              <w:rPr>
+                <w:sz w:val="20"/>
+                <w:szCs w:val="20"/>
+              </w:rPr>
+              <w:t>_PersonelMaas</w:t>
+            </w:r>
+            <w:proofErr w:type="spellEnd"/>
+            <w:r>
+              <w:rPr>
+                <w:sz w:val="20"/>
+                <w:szCs w:val="20"/>
+              </w:rPr>
+              <w:t xml:space="preserve"> SELECT/UPDATE. </w:t>
+            </w:r>
+            <w:proofErr w:type="spellStart"/>
+            <w:r>
+              <w:rPr>
+                <w:sz w:val="20"/>
+                <w:szCs w:val="20"/>
+              </w:rPr>
+              <w:t>Personel.TCKimlikNo</w:t>
+            </w:r>
+            <w:proofErr w:type="spellEnd"/>
+            <w:r>
+              <w:rPr>
+                <w:sz w:val="20"/>
+                <w:szCs w:val="20"/>
+              </w:rPr>
+              <w:t xml:space="preserve"> DENY.</w:t>
             </w:r>
           </w:p>
         </w:tc>
       </w:tr>
       <w:tr>
-        <w:tblPrEx>
-          <w:tblCellMar>
-            <w:top w:w="0" w:type="dxa"/>
-            <w:bottom w:w="0" w:type="dxa"/>
-          </w:tblCellMar>
-        </w:tblPrEx>
         <w:tc>
           <w:tcPr>
             <w:tcW w:w="2400" w:type="dxa"/>
@@ -1838,13 +2354,24 @@
             </w:tcMar>
           </w:tcPr>
           <w:p>
-            <w:r>
-              <w:rPr>
-                <w:sz w:val="20"/>
-                <w:szCs w:val="20"/>
-              </w:rPr>
-              <w:t>rol_yazilim_sef</w:t>
-            </w:r>
+            <w:proofErr w:type="spellStart"/>
+            <w:proofErr w:type="gramStart"/>
+            <w:r>
+              <w:rPr>
+                <w:sz w:val="20"/>
+                <w:szCs w:val="20"/>
+              </w:rPr>
+              <w:t>rol</w:t>
+            </w:r>
+            <w:proofErr w:type="gramEnd"/>
+            <w:r>
+              <w:rPr>
+                <w:sz w:val="20"/>
+                <w:szCs w:val="20"/>
+              </w:rPr>
+              <w:t>_yazilim_sef</w:t>
+            </w:r>
+            <w:proofErr w:type="spellEnd"/>
           </w:p>
         </w:tc>
         <w:tc>
@@ -1864,13 +2391,24 @@
             </w:tcMar>
           </w:tcPr>
           <w:p>
-            <w:r>
-              <w:rPr>
-                <w:sz w:val="20"/>
-                <w:szCs w:val="20"/>
-              </w:rPr>
-              <w:t>yazilim_sef</w:t>
-            </w:r>
+            <w:proofErr w:type="spellStart"/>
+            <w:proofErr w:type="gramStart"/>
+            <w:r>
+              <w:rPr>
+                <w:sz w:val="20"/>
+                <w:szCs w:val="20"/>
+              </w:rPr>
+              <w:t>yazilim</w:t>
+            </w:r>
+            <w:proofErr w:type="gramEnd"/>
+            <w:r>
+              <w:rPr>
+                <w:sz w:val="20"/>
+                <w:szCs w:val="20"/>
+              </w:rPr>
+              <w:t>_sef</w:t>
+            </w:r>
+            <w:proofErr w:type="spellEnd"/>
           </w:p>
         </w:tc>
         <w:tc>
@@ -1973,7 +2511,15 @@
         <w:pStyle w:val="Balk2"/>
       </w:pPr>
       <w:r>
-        <w:t>5.2 View'larla Sütun Maskeleme</w:t>
+        <w:t xml:space="preserve">5.2 </w:t>
+      </w:r>
+      <w:proofErr w:type="spellStart"/>
+      <w:r>
+        <w:t>View'larla</w:t>
+      </w:r>
+      <w:proofErr w:type="spellEnd"/>
+      <w:r>
+        <w:t xml:space="preserve"> Sütun Maskeleme</w:t>
       </w:r>
     </w:p>
     <w:p>
@@ -1981,7 +2527,36 @@
         <w:spacing w:before="80" w:after="80"/>
       </w:pPr>
       <w:r>
-        <w:t>İK personeli TC Kimlik No'nun tamamını görmemelidir. vw_PersonelIK view'i aşağıdaki gibi maskeleme uygular:</w:t>
+        <w:t xml:space="preserve">İK personeli </w:t>
+      </w:r>
+      <w:proofErr w:type="gramStart"/>
+      <w:r>
+        <w:t>TC</w:t>
+      </w:r>
+      <w:proofErr w:type="gramEnd"/>
+      <w:r>
+        <w:t xml:space="preserve"> Kimlik No'nun tamamını görmemelidir. </w:t>
+      </w:r>
+      <w:proofErr w:type="spellStart"/>
+      <w:proofErr w:type="gramStart"/>
+      <w:r>
+        <w:t>vw</w:t>
+      </w:r>
+      <w:proofErr w:type="gramEnd"/>
+      <w:r>
+        <w:t>_PersonelIK</w:t>
+      </w:r>
+      <w:proofErr w:type="spellEnd"/>
+      <w:r>
+        <w:t xml:space="preserve"> </w:t>
+      </w:r>
+      <w:proofErr w:type="spellStart"/>
+      <w:r>
+        <w:t>view'i</w:t>
+      </w:r>
+      <w:proofErr w:type="spellEnd"/>
+      <w:r>
+        <w:t xml:space="preserve"> aşağıdaki gibi maskeleme uygular:</w:t>
       </w:r>
     </w:p>
     <w:p>
@@ -1990,14 +2565,70 @@
         <w:spacing w:before="40" w:after="40"/>
         <w:ind w:left="360"/>
       </w:pPr>
+      <w:proofErr w:type="gramStart"/>
       <w:r>
         <w:rPr>
           <w:rFonts w:ascii="Courier New" w:eastAsia="Courier New" w:hAnsi="Courier New" w:cs="Courier New"/>
           <w:sz w:val="18"/>
           <w:szCs w:val="18"/>
         </w:rPr>
-        <w:t>CONCAT(LEFT(TCKimlikNo, 3), '****', RIGHT(TCKimlikNo, 4)) AS TCMaskeli</w:t>
-      </w:r>
+        <w:t>CONCAT(</w:t>
+      </w:r>
+      <w:proofErr w:type="gramEnd"/>
+      <w:r>
+        <w:rPr>
+          <w:rFonts w:ascii="Courier New" w:eastAsia="Courier New" w:hAnsi="Courier New" w:cs="Courier New"/>
+          <w:sz w:val="18"/>
+          <w:szCs w:val="18"/>
+        </w:rPr>
+        <w:t>LEFT(</w:t>
+      </w:r>
+      <w:proofErr w:type="spellStart"/>
+      <w:r>
+        <w:rPr>
+          <w:rFonts w:ascii="Courier New" w:eastAsia="Courier New" w:hAnsi="Courier New" w:cs="Courier New"/>
+          <w:sz w:val="18"/>
+          <w:szCs w:val="18"/>
+        </w:rPr>
+        <w:t>TCKimlikNo</w:t>
+      </w:r>
+      <w:proofErr w:type="spellEnd"/>
+      <w:r>
+        <w:rPr>
+          <w:rFonts w:ascii="Courier New" w:eastAsia="Courier New" w:hAnsi="Courier New" w:cs="Courier New"/>
+          <w:sz w:val="18"/>
+          <w:szCs w:val="18"/>
+        </w:rPr>
+        <w:t>, 3), '****', RIGHT(</w:t>
+      </w:r>
+      <w:proofErr w:type="spellStart"/>
+      <w:r>
+        <w:rPr>
+          <w:rFonts w:ascii="Courier New" w:eastAsia="Courier New" w:hAnsi="Courier New" w:cs="Courier New"/>
+          <w:sz w:val="18"/>
+          <w:szCs w:val="18"/>
+        </w:rPr>
+        <w:t>TCKimlikNo</w:t>
+      </w:r>
+      <w:proofErr w:type="spellEnd"/>
+      <w:r>
+        <w:rPr>
+          <w:rFonts w:ascii="Courier New" w:eastAsia="Courier New" w:hAnsi="Courier New" w:cs="Courier New"/>
+          <w:sz w:val="18"/>
+          <w:szCs w:val="18"/>
+        </w:rPr>
+        <w:t xml:space="preserve">, 4)) AS </w:t>
+      </w:r>
+      <w:proofErr w:type="spellStart"/>
+      <w:r>
+        <w:rPr>
+          <w:rFonts w:ascii="Courier New" w:eastAsia="Courier New" w:hAnsi="Courier New" w:cs="Courier New"/>
+          <w:sz w:val="18"/>
+          <w:szCs w:val="18"/>
+        </w:rPr>
+        <w:t>TCMaskeli</w:t>
+      </w:r>
+      <w:proofErr w:type="spellEnd"/>
     </w:p>
     <w:p>
       <w:pPr>
@@ -2025,7 +2656,15 @@
         <w:spacing w:before="60" w:after="60"/>
       </w:pPr>
       <w:r>
-        <w:t>DENY her zaman GRANT'i ezer — bu yüzden 'güvenlik kritik' sütunlarda açık DENY kullanılmıştır.</w:t>
+        <w:t xml:space="preserve">DENY her zaman </w:t>
+      </w:r>
+      <w:proofErr w:type="spellStart"/>
+      <w:r>
+        <w:t>GRANT'i</w:t>
+      </w:r>
+      <w:proofErr w:type="spellEnd"/>
+      <w:r>
+        <w:t xml:space="preserve"> ezer — bu yüzden 'güvenlik kritik' sütunlarda açık DENY kullanılmıştır.</w:t>
       </w:r>
     </w:p>
     <w:p>
@@ -2038,7 +2677,15 @@
         <w:spacing w:before="60" w:after="60"/>
       </w:pPr>
       <w:r>
-        <w:t>Bir rol üyesi, başka bir rolden GRANT alsa da, tabloya DENY varsa erişemez.</w:t>
+        <w:t xml:space="preserve">Bir rol üyesi, başka bir rolden GRANT alsa </w:t>
+      </w:r>
+      <w:proofErr w:type="gramStart"/>
+      <w:r>
+        <w:t>da,</w:t>
+      </w:r>
+      <w:proofErr w:type="gramEnd"/>
+      <w:r>
+        <w:t xml:space="preserve"> tabloya DENY varsa erişemez.</w:t>
       </w:r>
     </w:p>
     <w:p>
@@ -2059,7 +2706,23 @@
         <w:pStyle w:val="Balk2"/>
       </w:pPr>
       <w:r>
-        <w:t>6.1 Transparent Data Encryption (TDE)</w:t>
+        <w:t xml:space="preserve">6.1 </w:t>
+      </w:r>
+      <w:proofErr w:type="spellStart"/>
+      <w:r>
+        <w:t>Transparent</w:t>
+      </w:r>
+      <w:proofErr w:type="spellEnd"/>
+      <w:r>
+        <w:t xml:space="preserve"> Data </w:t>
+      </w:r>
+      <w:proofErr w:type="spellStart"/>
+      <w:r>
+        <w:t>Encryption</w:t>
+      </w:r>
+      <w:proofErr w:type="spellEnd"/>
+      <w:r>
+        <w:t xml:space="preserve"> (TDE)</w:t>
       </w:r>
     </w:p>
     <w:p>
@@ -2067,7 +2730,31 @@
         <w:spacing w:before="80" w:after="80"/>
       </w:pPr>
       <w:r>
-        <w:t>TDE, veritabanı sayfalarını (data + log + backup) diske yazarken şifreler, okurken çözer. Uygulama hiçbir değişikliğe uğramaz.</w:t>
+        <w:t xml:space="preserve">TDE, </w:t>
+      </w:r>
+      <w:proofErr w:type="spellStart"/>
+      <w:r>
+        <w:t>veritabanı</w:t>
+      </w:r>
+      <w:proofErr w:type="spellEnd"/>
+      <w:r>
+        <w:t xml:space="preserve"> sayfalarını (</w:t>
+      </w:r>
+      <w:proofErr w:type="gramStart"/>
+      <w:r>
+        <w:t>data</w:t>
+      </w:r>
+      <w:proofErr w:type="gramEnd"/>
+      <w:r>
+        <w:t xml:space="preserve"> + log + </w:t>
+      </w:r>
+      <w:proofErr w:type="spellStart"/>
+      <w:r>
+        <w:t>backup</w:t>
+      </w:r>
+      <w:proofErr w:type="spellEnd"/>
+      <w:r>
+        <w:t>) diske yazarken şifreler, okurken çözer. Uygulama hiçbir değişikliğe uğramaz.</w:t>
       </w:r>
     </w:p>
     <w:p>
@@ -2075,7 +2762,31 @@
         <w:spacing w:before="80" w:after="80"/>
       </w:pPr>
       <w:r>
-        <w:t>Kullanım senaryosu: Birisi datacenter'dan .mdf/.bak dosyalarını çalsa, başka bir sunucuya attach edemez; çünkü şifreleme anahtarı (sertifika) sadece orijinal sunucuda vardır.</w:t>
+        <w:t xml:space="preserve">Kullanım senaryosu: Birisi </w:t>
+      </w:r>
+      <w:proofErr w:type="spellStart"/>
+      <w:r>
+        <w:t>datacenter'dan</w:t>
+      </w:r>
+      <w:proofErr w:type="spellEnd"/>
+      <w:r>
+        <w:t xml:space="preserve"> .</w:t>
+      </w:r>
+      <w:proofErr w:type="spellStart"/>
+      <w:r>
+        <w:t>mdf</w:t>
+      </w:r>
+      <w:proofErr w:type="spellEnd"/>
+      <w:r>
+        <w:t xml:space="preserve">/.bak dosyalarını çalsa, başka bir sunucuya </w:t>
+      </w:r>
+      <w:proofErr w:type="spellStart"/>
+      <w:r>
+        <w:t>attach</w:t>
+      </w:r>
+      <w:proofErr w:type="spellEnd"/>
+      <w:r>
+        <w:t xml:space="preserve"> edemez; çünkü şifreleme anahtarı (sertifika) sadece orijinal sunucuda vardır.</w:t>
       </w:r>
     </w:p>
     <w:p>
@@ -2098,7 +2809,35 @@
           <w:sz w:val="18"/>
           <w:szCs w:val="18"/>
         </w:rPr>
-        <w:t>Service Master Key  (sunucu, otomatik)</w:t>
+        <w:t xml:space="preserve">Service Master </w:t>
+      </w:r>
+      <w:proofErr w:type="spellStart"/>
+      <w:proofErr w:type="gramStart"/>
+      <w:r>
+        <w:rPr>
+          <w:rFonts w:ascii="Courier New" w:eastAsia="Courier New" w:hAnsi="Courier New" w:cs="Courier New"/>
+          <w:sz w:val="18"/>
+          <w:szCs w:val="18"/>
+        </w:rPr>
+        <w:t>Key</w:t>
+      </w:r>
+      <w:proofErr w:type="spellEnd"/>
+      <w:r>
+        <w:rPr>
+          <w:rFonts w:ascii="Courier New" w:eastAsia="Courier New" w:hAnsi="Courier New" w:cs="Courier New"/>
+          <w:sz w:val="18"/>
+          <w:szCs w:val="18"/>
+        </w:rPr>
+        <w:t xml:space="preserve">  (</w:t>
+      </w:r>
+      <w:proofErr w:type="gramEnd"/>
+      <w:r>
+        <w:rPr>
+          <w:rFonts w:ascii="Courier New" w:eastAsia="Courier New" w:hAnsi="Courier New" w:cs="Courier New"/>
+          <w:sz w:val="18"/>
+          <w:szCs w:val="18"/>
+        </w:rPr>
+        <w:t>sunucu, otomatik)</w:t>
       </w:r>
     </w:p>
     <w:p>
@@ -2113,7 +2852,43 @@
           <w:sz w:val="18"/>
           <w:szCs w:val="18"/>
         </w:rPr>
-        <w:t xml:space="preserve">  └─ Database Master Key (master DB, parola ile)</w:t>
+        <w:t xml:space="preserve">  └─ Database Master </w:t>
+      </w:r>
+      <w:proofErr w:type="spellStart"/>
+      <w:r>
+        <w:rPr>
+          <w:rFonts w:ascii="Courier New" w:eastAsia="Courier New" w:hAnsi="Courier New" w:cs="Courier New"/>
+          <w:sz w:val="18"/>
+          <w:szCs w:val="18"/>
+        </w:rPr>
+        <w:t>Key</w:t>
+      </w:r>
+      <w:proofErr w:type="spellEnd"/>
+      <w:r>
+        <w:rPr>
+          <w:rFonts w:ascii="Courier New" w:eastAsia="Courier New" w:hAnsi="Courier New" w:cs="Courier New"/>
+          <w:sz w:val="18"/>
+          <w:szCs w:val="18"/>
+        </w:rPr>
+        <w:t xml:space="preserve"> (</w:t>
+      </w:r>
+      <w:proofErr w:type="spellStart"/>
+      <w:r>
+        <w:rPr>
+          <w:rFonts w:ascii="Courier New" w:eastAsia="Courier New" w:hAnsi="Courier New" w:cs="Courier New"/>
+          <w:sz w:val="18"/>
+          <w:szCs w:val="18"/>
+        </w:rPr>
+        <w:t>master</w:t>
+      </w:r>
+      <w:proofErr w:type="spellEnd"/>
+      <w:r>
+        <w:rPr>
+          <w:rFonts w:ascii="Courier New" w:eastAsia="Courier New" w:hAnsi="Courier New" w:cs="Courier New"/>
+          <w:sz w:val="18"/>
+          <w:szCs w:val="18"/>
+        </w:rPr>
+        <w:t xml:space="preserve"> DB, parola ile)</w:t>
       </w:r>
     </w:p>
     <w:p>
@@ -2128,8 +2903,36 @@
           <w:sz w:val="18"/>
           <w:szCs w:val="18"/>
         </w:rPr>
-        <w:t xml:space="preserve">       └─ Certificate: TDE_Cert_PersonelDB</w:t>
-      </w:r>
+        <w:t xml:space="preserve">       └─ </w:t>
+      </w:r>
+      <w:proofErr w:type="spellStart"/>
+      <w:r>
+        <w:rPr>
+          <w:rFonts w:ascii="Courier New" w:eastAsia="Courier New" w:hAnsi="Courier New" w:cs="Courier New"/>
+          <w:sz w:val="18"/>
+          <w:szCs w:val="18"/>
+        </w:rPr>
+        <w:t>Certificate</w:t>
+      </w:r>
+      <w:proofErr w:type="spellEnd"/>
+      <w:r>
+        <w:rPr>
+          <w:rFonts w:ascii="Courier New" w:eastAsia="Courier New" w:hAnsi="Courier New" w:cs="Courier New"/>
+          <w:sz w:val="18"/>
+          <w:szCs w:val="18"/>
+        </w:rPr>
+        <w:t xml:space="preserve">: </w:t>
+      </w:r>
+      <w:proofErr w:type="spellStart"/>
+      <w:r>
+        <w:rPr>
+          <w:rFonts w:ascii="Courier New" w:eastAsia="Courier New" w:hAnsi="Courier New" w:cs="Courier New"/>
+          <w:sz w:val="18"/>
+          <w:szCs w:val="18"/>
+        </w:rPr>
+        <w:t>TDE_Cert_PersonelDB</w:t>
+      </w:r>
+      <w:proofErr w:type="spellEnd"/>
     </w:p>
     <w:p>
       <w:pPr>
@@ -2143,8 +2946,54 @@
           <w:sz w:val="18"/>
           <w:szCs w:val="18"/>
         </w:rPr>
-        <w:t xml:space="preserve">              └─ Database Encryption Key (DEK) in PersonelDB</w:t>
-      </w:r>
+        <w:t xml:space="preserve">              └─ Database </w:t>
+      </w:r>
+      <w:proofErr w:type="spellStart"/>
+      <w:r>
+        <w:rPr>
+          <w:rFonts w:ascii="Courier New" w:eastAsia="Courier New" w:hAnsi="Courier New" w:cs="Courier New"/>
+          <w:sz w:val="18"/>
+          <w:szCs w:val="18"/>
+        </w:rPr>
+        <w:t>Encryption</w:t>
+      </w:r>
+      <w:proofErr w:type="spellEnd"/>
+      <w:r>
+        <w:rPr>
+          <w:rFonts w:ascii="Courier New" w:eastAsia="Courier New" w:hAnsi="Courier New" w:cs="Courier New"/>
+          <w:sz w:val="18"/>
+          <w:szCs w:val="18"/>
+        </w:rPr>
+        <w:t xml:space="preserve"> </w:t>
+      </w:r>
+      <w:proofErr w:type="spellStart"/>
+      <w:r>
+        <w:rPr>
+          <w:rFonts w:ascii="Courier New" w:eastAsia="Courier New" w:hAnsi="Courier New" w:cs="Courier New"/>
+          <w:sz w:val="18"/>
+          <w:szCs w:val="18"/>
+        </w:rPr>
+        <w:t>Key</w:t>
+      </w:r>
+      <w:proofErr w:type="spellEnd"/>
+      <w:r>
+        <w:rPr>
+          <w:rFonts w:ascii="Courier New" w:eastAsia="Courier New" w:hAnsi="Courier New" w:cs="Courier New"/>
+          <w:sz w:val="18"/>
+          <w:szCs w:val="18"/>
+        </w:rPr>
+        <w:t xml:space="preserve"> (DEK) in </w:t>
+      </w:r>
+      <w:proofErr w:type="spellStart"/>
+      <w:r>
+        <w:rPr>
+          <w:rFonts w:ascii="Courier New" w:eastAsia="Courier New" w:hAnsi="Courier New" w:cs="Courier New"/>
+          <w:sz w:val="18"/>
+          <w:szCs w:val="18"/>
+        </w:rPr>
+        <w:t>PersonelDB</w:t>
+      </w:r>
+      <w:proofErr w:type="spellEnd"/>
     </w:p>
     <w:p>
       <w:pPr>
@@ -2174,7 +3023,39 @@
         <w:spacing w:before="80" w:after="80"/>
       </w:pPr>
       <w:r>
-        <w:t>BACKUP CERTIFICATE ... TO FILE ... komutu script'te mevcuttur. Bu yedek olmadan, sertifika kaybolursa, TDE etkin veritabanı sonsuza dek açılamaz. Sertifika ve private key dosyaları güvenli bir offline medyaya kopyalanmalıdır.</w:t>
+        <w:t xml:space="preserve">BACKUP CERTIFICATE ... TO FILE ... komutu </w:t>
+      </w:r>
+      <w:proofErr w:type="spellStart"/>
+      <w:r>
+        <w:t>script'te</w:t>
+      </w:r>
+      <w:proofErr w:type="spellEnd"/>
+      <w:r>
+        <w:t xml:space="preserve"> mevcuttur. Bu yedek olmadan, sertifika kaybolursa, TDE etkin </w:t>
+      </w:r>
+      <w:proofErr w:type="spellStart"/>
+      <w:r>
+        <w:t>veritabanı</w:t>
+      </w:r>
+      <w:proofErr w:type="spellEnd"/>
+      <w:r>
+        <w:t xml:space="preserve"> sonsuza dek açılamaz. Sertifika ve </w:t>
+      </w:r>
+      <w:proofErr w:type="spellStart"/>
+      <w:r>
+        <w:t>private</w:t>
+      </w:r>
+      <w:proofErr w:type="spellEnd"/>
+      <w:r>
+        <w:t xml:space="preserve"> </w:t>
+      </w:r>
+      <w:proofErr w:type="spellStart"/>
+      <w:r>
+        <w:t>key</w:t>
+      </w:r>
+      <w:proofErr w:type="spellEnd"/>
+      <w:r>
+        <w:t xml:space="preserve"> dosyaları güvenli bir offline medyaya kopyalanmalıdır.</w:t>
       </w:r>
     </w:p>
     <w:p>
@@ -2241,7 +3122,27 @@
           <w:sz w:val="18"/>
           <w:szCs w:val="18"/>
         </w:rPr>
-        <w:t>Şekil 3: TDE etkin — encryption_state = 3, AES 256</w:t>
+        <w:t xml:space="preserve">Şekil 3: TDE etkin — </w:t>
+      </w:r>
+      <w:proofErr w:type="spellStart"/>
+      <w:r>
+        <w:rPr>
+          <w:i/>
+          <w:iCs/>
+          <w:sz w:val="18"/>
+          <w:szCs w:val="18"/>
+        </w:rPr>
+        <w:t>encryption_state</w:t>
+      </w:r>
+      <w:proofErr w:type="spellEnd"/>
+      <w:r>
+        <w:rPr>
+          <w:i/>
+          <w:iCs/>
+          <w:sz w:val="18"/>
+          <w:szCs w:val="18"/>
+        </w:rPr>
+        <w:t xml:space="preserve"> = 3, AES 256</w:t>
       </w:r>
     </w:p>
     <w:p>
@@ -2308,7 +3209,38 @@
           <w:sz w:val="18"/>
           <w:szCs w:val="18"/>
         </w:rPr>
-        <w:t>Şekil 4: TDE sertifika yedeği — TDE_Cert_PersonelDB.cer ve .pvk dosyaları</w:t>
+        <w:t xml:space="preserve">Şekil 4: TDE sertifika yedeği — TDE_Cert_PersonelDB.cer </w:t>
+      </w:r>
+      <w:proofErr w:type="gramStart"/>
+      <w:r>
+        <w:rPr>
+          <w:i/>
+          <w:iCs/>
+          <w:sz w:val="18"/>
+          <w:szCs w:val="18"/>
+        </w:rPr>
+        <w:t>ve .</w:t>
+      </w:r>
+      <w:proofErr w:type="spellStart"/>
+      <w:r>
+        <w:rPr>
+          <w:i/>
+          <w:iCs/>
+          <w:sz w:val="18"/>
+          <w:szCs w:val="18"/>
+        </w:rPr>
+        <w:t>pvk</w:t>
+      </w:r>
+      <w:proofErr w:type="spellEnd"/>
+      <w:proofErr w:type="gramEnd"/>
+      <w:r>
+        <w:rPr>
+          <w:i/>
+          <w:iCs/>
+          <w:sz w:val="18"/>
+          <w:szCs w:val="18"/>
+        </w:rPr>
+        <w:t xml:space="preserve"> dosyaları</w:t>
       </w:r>
     </w:p>
     <w:p>
@@ -2321,7 +3253,15 @@
         <w:pStyle w:val="Balk1"/>
       </w:pPr>
       <w:r>
-        <w:t>7. SQL Injection Saldırı Testleri — 05_sql_injection_demo.sql</w:t>
+        <w:t xml:space="preserve">7. SQL </w:t>
+      </w:r>
+      <w:proofErr w:type="spellStart"/>
+      <w:r>
+        <w:t>Injection</w:t>
+      </w:r>
+      <w:proofErr w:type="spellEnd"/>
+      <w:r>
+        <w:t xml:space="preserve"> Saldırı Testleri — 05_sql_injection_demo.sql</w:t>
       </w:r>
     </w:p>
     <w:p>
@@ -2329,7 +3269,15 @@
         <w:pStyle w:val="Balk2"/>
       </w:pPr>
       <w:r>
-        <w:t>7.1 Savunmasız vs Güvenli Prosedür</w:t>
+        <w:t xml:space="preserve">7.1 Savunmasız </w:t>
+      </w:r>
+      <w:proofErr w:type="spellStart"/>
+      <w:r>
+        <w:t>vs</w:t>
+      </w:r>
+      <w:proofErr w:type="spellEnd"/>
+      <w:r>
+        <w:t xml:space="preserve"> Güvenli Prosedür</w:t>
       </w:r>
     </w:p>
     <w:p>
@@ -2373,7 +3321,25 @@
           <w:sz w:val="18"/>
           <w:szCs w:val="18"/>
         </w:rPr>
-        <w:t xml:space="preserve">    N'SELECT * FROM Personel WHERE Email = ''' + @email + N'''';</w:t>
+        <w:t xml:space="preserve">    N'SELECT * FROM Personel WHERE </w:t>
+      </w:r>
+      <w:proofErr w:type="spellStart"/>
+      <w:r>
+        <w:rPr>
+          <w:rFonts w:ascii="Courier New" w:eastAsia="Courier New" w:hAnsi="Courier New" w:cs="Courier New"/>
+          <w:sz w:val="18"/>
+          <w:szCs w:val="18"/>
+        </w:rPr>
+        <w:t>Email</w:t>
+      </w:r>
+      <w:proofErr w:type="spellEnd"/>
+      <w:r>
+        <w:rPr>
+          <w:rFonts w:ascii="Courier New" w:eastAsia="Courier New" w:hAnsi="Courier New" w:cs="Courier New"/>
+          <w:sz w:val="18"/>
+          <w:szCs w:val="18"/>
+        </w:rPr>
+        <w:t xml:space="preserve"> = ''' + @email + N'''';</w:t>
       </w:r>
     </w:p>
     <w:p>
@@ -2417,8 +3383,54 @@
           <w:sz w:val="18"/>
           <w:szCs w:val="18"/>
         </w:rPr>
-        <w:t>SELECT * FROM Personel WHERE Email = @email;   -- parameterized</w:t>
-      </w:r>
+        <w:t xml:space="preserve">SELECT * FROM Personel WHERE </w:t>
+      </w:r>
+      <w:proofErr w:type="spellStart"/>
+      <w:r>
+        <w:rPr>
+          <w:rFonts w:ascii="Courier New" w:eastAsia="Courier New" w:hAnsi="Courier New" w:cs="Courier New"/>
+          <w:sz w:val="18"/>
+          <w:szCs w:val="18"/>
+        </w:rPr>
+        <w:t>Email</w:t>
+      </w:r>
+      <w:proofErr w:type="spellEnd"/>
+      <w:r>
+        <w:rPr>
+          <w:rFonts w:ascii="Courier New" w:eastAsia="Courier New" w:hAnsi="Courier New" w:cs="Courier New"/>
+          <w:sz w:val="18"/>
+          <w:szCs w:val="18"/>
+        </w:rPr>
+        <w:t xml:space="preserve"> = @</w:t>
+      </w:r>
+      <w:proofErr w:type="gramStart"/>
+      <w:r>
+        <w:rPr>
+          <w:rFonts w:ascii="Courier New" w:eastAsia="Courier New" w:hAnsi="Courier New" w:cs="Courier New"/>
+          <w:sz w:val="18"/>
+          <w:szCs w:val="18"/>
+        </w:rPr>
+        <w:t xml:space="preserve">email;   </w:t>
+      </w:r>
+      <w:proofErr w:type="gramEnd"/>
+      <w:r>
+        <w:rPr>
+          <w:rFonts w:ascii="Courier New" w:eastAsia="Courier New" w:hAnsi="Courier New" w:cs="Courier New"/>
+          <w:sz w:val="18"/>
+          <w:szCs w:val="18"/>
+        </w:rPr>
+        <w:t xml:space="preserve">-- </w:t>
+      </w:r>
+      <w:proofErr w:type="spellStart"/>
+      <w:r>
+        <w:rPr>
+          <w:rFonts w:ascii="Courier New" w:eastAsia="Courier New" w:hAnsi="Courier New" w:cs="Courier New"/>
+          <w:sz w:val="18"/>
+          <w:szCs w:val="18"/>
+        </w:rPr>
+        <w:t>parameterized</w:t>
+      </w:r>
+      <w:proofErr w:type="spellEnd"/>
     </w:p>
     <w:p>
       <w:pPr>
@@ -2458,12 +3470,6 @@
         <w:gridCol w:w="2900"/>
       </w:tblGrid>
       <w:tr>
-        <w:tblPrEx>
-          <w:tblCellMar>
-            <w:top w:w="0" w:type="dxa"/>
-            <w:bottom w:w="0" w:type="dxa"/>
-          </w:tblCellMar>
-        </w:tblPrEx>
         <w:tc>
           <w:tcPr>
             <w:tcW w:w="400" w:type="dxa"/>
@@ -2611,12 +3617,6 @@
         </w:tc>
       </w:tr>
       <w:tr>
-        <w:tblPrEx>
-          <w:tblCellMar>
-            <w:top w:w="0" w:type="dxa"/>
-            <w:bottom w:w="0" w:type="dxa"/>
-          </w:tblCellMar>
-        </w:tblPrEx>
         <w:tc>
           <w:tcPr>
             <w:tcW w:w="400" w:type="dxa"/>
@@ -2660,6 +3660,7 @@
             </w:tcMar>
           </w:tcPr>
           <w:p>
+            <w:proofErr w:type="spellStart"/>
             <w:r>
               <w:rPr>
                 <w:sz w:val="20"/>
@@ -2667,6 +3668,7 @@
               </w:rPr>
               <w:t>Tautology</w:t>
             </w:r>
+            <w:proofErr w:type="spellEnd"/>
           </w:p>
         </w:tc>
         <w:tc>
@@ -2686,12 +3688,21 @@
             </w:tcMar>
           </w:tcPr>
           <w:p>
-            <w:r>
-              <w:rPr>
-                <w:sz w:val="20"/>
-                <w:szCs w:val="20"/>
-              </w:rPr>
-              <w:t>x' OR 1=1 --</w:t>
+            <w:proofErr w:type="gramStart"/>
+            <w:r>
+              <w:rPr>
+                <w:sz w:val="20"/>
+                <w:szCs w:val="20"/>
+              </w:rPr>
+              <w:t>x</w:t>
+            </w:r>
+            <w:proofErr w:type="gramEnd"/>
+            <w:r>
+              <w:rPr>
+                <w:sz w:val="20"/>
+                <w:szCs w:val="20"/>
+              </w:rPr>
+              <w:t>' OR 1=1 --</w:t>
             </w:r>
           </w:p>
         </w:tc>
@@ -2749,12 +3760,6 @@
         </w:tc>
       </w:tr>
       <w:tr>
-        <w:tblPrEx>
-          <w:tblCellMar>
-            <w:top w:w="0" w:type="dxa"/>
-            <w:bottom w:w="0" w:type="dxa"/>
-          </w:tblCellMar>
-        </w:tblPrEx>
         <w:tc>
           <w:tcPr>
             <w:tcW w:w="400" w:type="dxa"/>
@@ -2803,8 +3808,17 @@
                 <w:sz w:val="20"/>
                 <w:szCs w:val="20"/>
               </w:rPr>
-              <w:t>UNION-based</w:t>
-            </w:r>
+              <w:t>UNION-</w:t>
+            </w:r>
+            <w:proofErr w:type="spellStart"/>
+            <w:r>
+              <w:rPr>
+                <w:sz w:val="20"/>
+                <w:szCs w:val="20"/>
+              </w:rPr>
+              <w:t>based</w:t>
+            </w:r>
+            <w:proofErr w:type="spellEnd"/>
           </w:p>
         </w:tc>
         <w:tc>
@@ -2824,12 +3838,21 @@
             </w:tcMar>
           </w:tcPr>
           <w:p>
-            <w:r>
-              <w:rPr>
-                <w:sz w:val="20"/>
-                <w:szCs w:val="20"/>
-              </w:rPr>
-              <w:t>x' UNION SELECT ...</w:t>
+            <w:proofErr w:type="gramStart"/>
+            <w:r>
+              <w:rPr>
+                <w:sz w:val="20"/>
+                <w:szCs w:val="20"/>
+              </w:rPr>
+              <w:t>x</w:t>
+            </w:r>
+            <w:proofErr w:type="gramEnd"/>
+            <w:r>
+              <w:rPr>
+                <w:sz w:val="20"/>
+                <w:szCs w:val="20"/>
+              </w:rPr>
+              <w:t>' UNION SELECT ...</w:t>
             </w:r>
           </w:p>
         </w:tc>
@@ -2887,12 +3910,6 @@
         </w:tc>
       </w:tr>
       <w:tr>
-        <w:tblPrEx>
-          <w:tblCellMar>
-            <w:top w:w="0" w:type="dxa"/>
-            <w:bottom w:w="0" w:type="dxa"/>
-          </w:tblCellMar>
-        </w:tblPrEx>
         <w:tc>
           <w:tcPr>
             <w:tcW w:w="400" w:type="dxa"/>
@@ -3090,7 +4107,47 @@
           <w:sz w:val="18"/>
           <w:szCs w:val="18"/>
         </w:rPr>
-        <w:t>Şekil 5: SQL Injection — Tautology saldırısı (OR 1=1) ile tüm tablonun sızması</w:t>
+        <w:t xml:space="preserve">Şekil 5: SQL </w:t>
+      </w:r>
+      <w:proofErr w:type="spellStart"/>
+      <w:r>
+        <w:rPr>
+          <w:i/>
+          <w:iCs/>
+          <w:sz w:val="18"/>
+          <w:szCs w:val="18"/>
+        </w:rPr>
+        <w:t>Injection</w:t>
+      </w:r>
+      <w:proofErr w:type="spellEnd"/>
+      <w:r>
+        <w:rPr>
+          <w:i/>
+          <w:iCs/>
+          <w:sz w:val="18"/>
+          <w:szCs w:val="18"/>
+        </w:rPr>
+        <w:t xml:space="preserve"> — </w:t>
+      </w:r>
+      <w:proofErr w:type="spellStart"/>
+      <w:r>
+        <w:rPr>
+          <w:i/>
+          <w:iCs/>
+          <w:sz w:val="18"/>
+          <w:szCs w:val="18"/>
+        </w:rPr>
+        <w:t>Tautology</w:t>
+      </w:r>
+      <w:proofErr w:type="spellEnd"/>
+      <w:r>
+        <w:rPr>
+          <w:i/>
+          <w:iCs/>
+          <w:sz w:val="18"/>
+          <w:szCs w:val="18"/>
+        </w:rPr>
+        <w:t xml:space="preserve"> saldırısı (OR 1=1) ile tüm tablonun sızması</w:t>
       </w:r>
     </w:p>
     <w:p>
@@ -3157,7 +4214,27 @@
           <w:sz w:val="18"/>
           <w:szCs w:val="18"/>
         </w:rPr>
-        <w:t>Şekil 6: SQL Injection — Güvenli prosedür aynı saldırıya boş sonuç döndürüyor</w:t>
+        <w:t xml:space="preserve">Şekil 6: SQL </w:t>
+      </w:r>
+      <w:proofErr w:type="spellStart"/>
+      <w:r>
+        <w:rPr>
+          <w:i/>
+          <w:iCs/>
+          <w:sz w:val="18"/>
+          <w:szCs w:val="18"/>
+        </w:rPr>
+        <w:t>Injection</w:t>
+      </w:r>
+      <w:proofErr w:type="spellEnd"/>
+      <w:r>
+        <w:rPr>
+          <w:i/>
+          <w:iCs/>
+          <w:sz w:val="18"/>
+          <w:szCs w:val="18"/>
+        </w:rPr>
+        <w:t xml:space="preserve"> — Güvenli prosedür aynı saldırıya boş sonuç döndürüyor</w:t>
       </w:r>
     </w:p>
     <w:p>
@@ -3178,7 +4255,31 @@
         <w:spacing w:before="60" w:after="60"/>
       </w:pPr>
       <w:r>
-        <w:t>Her sorgu parameterized olmalı — string concat yasak.</w:t>
+        <w:t xml:space="preserve">Her sorgu </w:t>
+      </w:r>
+      <w:proofErr w:type="spellStart"/>
+      <w:r>
+        <w:t>parameterized</w:t>
+      </w:r>
+      <w:proofErr w:type="spellEnd"/>
+      <w:r>
+        <w:t xml:space="preserve"> olmalı — </w:t>
+      </w:r>
+      <w:proofErr w:type="spellStart"/>
+      <w:r>
+        <w:t>string</w:t>
+      </w:r>
+      <w:proofErr w:type="spellEnd"/>
+      <w:r>
+        <w:t xml:space="preserve"> </w:t>
+      </w:r>
+      <w:proofErr w:type="spellStart"/>
+      <w:r>
+        <w:t>concat</w:t>
+      </w:r>
+      <w:proofErr w:type="spellEnd"/>
+      <w:r>
+        <w:t xml:space="preserve"> yasak.</w:t>
       </w:r>
     </w:p>
     <w:p>
@@ -3191,7 +4292,23 @@
         <w:spacing w:before="60" w:after="60"/>
       </w:pPr>
       <w:r>
-        <w:t>Dinamik SQL zorunluysa sp_executesql + parametre kullanılır, EXEC() değil.</w:t>
+        <w:t xml:space="preserve">Dinamik SQL zorunluysa </w:t>
+      </w:r>
+      <w:proofErr w:type="spellStart"/>
+      <w:r>
+        <w:t>sp_executesql</w:t>
+      </w:r>
+      <w:proofErr w:type="spellEnd"/>
+      <w:r>
+        <w:t xml:space="preserve"> + parametre kullanılır, </w:t>
+      </w:r>
+      <w:proofErr w:type="gramStart"/>
+      <w:r>
+        <w:t>EXEC(</w:t>
+      </w:r>
+      <w:proofErr w:type="gramEnd"/>
+      <w:r>
+        <w:t>) değil.</w:t>
       </w:r>
     </w:p>
     <w:p>
@@ -3203,8 +4320,21 @@
         </w:numPr>
         <w:spacing w:before="60" w:after="60"/>
       </w:pPr>
-      <w:r>
-        <w:t>Stored procedure üzerinden erişim — uygulama tabloları doğrudan görmez.</w:t>
+      <w:proofErr w:type="spellStart"/>
+      <w:r>
+        <w:t>Stored</w:t>
+      </w:r>
+      <w:proofErr w:type="spellEnd"/>
+      <w:r>
+        <w:t xml:space="preserve"> </w:t>
+      </w:r>
+      <w:proofErr w:type="spellStart"/>
+      <w:r>
+        <w:t>procedure</w:t>
+      </w:r>
+      <w:proofErr w:type="spellEnd"/>
+      <w:r>
+        <w:t xml:space="preserve"> üzerinden erişim — uygulama tabloları doğrudan görmez.</w:t>
       </w:r>
     </w:p>
     <w:p>
@@ -3216,8 +4346,53 @@
         </w:numPr>
         <w:spacing w:before="60" w:after="60"/>
       </w:pPr>
-      <w:r>
-        <w:t>Input validation — server-side whitelist, type check.</w:t>
+      <w:proofErr w:type="spellStart"/>
+      <w:r>
+        <w:t>Input</w:t>
+      </w:r>
+      <w:proofErr w:type="spellEnd"/>
+      <w:r>
+        <w:t xml:space="preserve"> </w:t>
+      </w:r>
+      <w:proofErr w:type="spellStart"/>
+      <w:r>
+        <w:t>validation</w:t>
+      </w:r>
+      <w:proofErr w:type="spellEnd"/>
+      <w:r>
+        <w:t xml:space="preserve"> — server-</w:t>
+      </w:r>
+      <w:proofErr w:type="spellStart"/>
+      <w:r>
+        <w:t>side</w:t>
+      </w:r>
+      <w:proofErr w:type="spellEnd"/>
+      <w:r>
+        <w:t xml:space="preserve"> </w:t>
+      </w:r>
+      <w:proofErr w:type="spellStart"/>
+      <w:r>
+        <w:t>whitelist</w:t>
+      </w:r>
+      <w:proofErr w:type="spellEnd"/>
+      <w:r>
+        <w:t xml:space="preserve">, </w:t>
+      </w:r>
+      <w:proofErr w:type="spellStart"/>
+      <w:r>
+        <w:t>type</w:t>
+      </w:r>
+      <w:proofErr w:type="spellEnd"/>
+      <w:r>
+        <w:t xml:space="preserve"> </w:t>
+      </w:r>
+      <w:proofErr w:type="spellStart"/>
+      <w:r>
+        <w:t>check</w:t>
+      </w:r>
+      <w:proofErr w:type="spellEnd"/>
+      <w:r>
+        <w:t>.</w:t>
       </w:r>
     </w:p>
     <w:p>
@@ -3229,8 +4404,29 @@
         </w:numPr>
         <w:spacing w:before="60" w:after="60"/>
       </w:pPr>
-      <w:r>
-        <w:t>Error messages — prod'da hiçbir zaman SQL hata metni istemciye dönmemeli (bilgi sızıntısı).</w:t>
+      <w:proofErr w:type="spellStart"/>
+      <w:r>
+        <w:t>Error</w:t>
+      </w:r>
+      <w:proofErr w:type="spellEnd"/>
+      <w:r>
+        <w:t xml:space="preserve"> </w:t>
+      </w:r>
+      <w:proofErr w:type="spellStart"/>
+      <w:r>
+        <w:t>messages</w:t>
+      </w:r>
+      <w:proofErr w:type="spellEnd"/>
+      <w:r>
+        <w:t xml:space="preserve"> — </w:t>
+      </w:r>
+      <w:proofErr w:type="spellStart"/>
+      <w:r>
+        <w:t>prod'da</w:t>
+      </w:r>
+      <w:proofErr w:type="spellEnd"/>
+      <w:r>
+        <w:t xml:space="preserve"> hiçbir zaman SQL hata metni istemciye dönmemeli (bilgi sızıntısı).</w:t>
       </w:r>
     </w:p>
     <w:p>
@@ -3243,7 +4439,15 @@
         <w:pStyle w:val="Balk1"/>
       </w:pPr>
       <w:r>
-        <w:t>8. SQL Server Audit — 06_audit_setup.sql, 07_audit_query.sql</w:t>
+        <w:t xml:space="preserve">8. SQL Server </w:t>
+      </w:r>
+      <w:proofErr w:type="spellStart"/>
+      <w:r>
+        <w:t>Audit</w:t>
+      </w:r>
+      <w:proofErr w:type="spellEnd"/>
+      <w:r>
+        <w:t xml:space="preserve"> — 06_audit_setup.sql, 07_audit_query.sql</w:t>
       </w:r>
     </w:p>
     <w:p>
@@ -3264,7 +4468,39 @@
         <w:spacing w:before="60" w:after="60"/>
       </w:pPr>
       <w:r>
-        <w:t>Server Audit PersonelDB_Audit → C:\SQLAudit\*.sqlaudit dosyasına yazar (50 MB × 20 rollover).</w:t>
+        <w:t xml:space="preserve">Server </w:t>
+      </w:r>
+      <w:proofErr w:type="spellStart"/>
+      <w:r>
+        <w:t>Audit</w:t>
+      </w:r>
+      <w:proofErr w:type="spellEnd"/>
+      <w:r>
+        <w:t xml:space="preserve"> </w:t>
+      </w:r>
+      <w:proofErr w:type="spellStart"/>
+      <w:r>
+        <w:t>PersonelDB_Audit</w:t>
+      </w:r>
+      <w:proofErr w:type="spellEnd"/>
+      <w:r>
+        <w:t xml:space="preserve"> → C:\SQLAudit\</w:t>
+      </w:r>
+      <w:proofErr w:type="gramStart"/>
+      <w:r>
+        <w:t>*.sqlaudit</w:t>
+      </w:r>
+      <w:proofErr w:type="gramEnd"/>
+      <w:r>
+        <w:t xml:space="preserve"> dosyasına yazar (50 MB × 20 </w:t>
+      </w:r>
+      <w:proofErr w:type="spellStart"/>
+      <w:r>
+        <w:t>rollover</w:t>
+      </w:r>
+      <w:proofErr w:type="spellEnd"/>
+      <w:r>
+        <w:t>).</w:t>
       </w:r>
     </w:p>
     <w:p>
@@ -3277,7 +4513,39 @@
         <w:spacing w:before="60" w:after="60"/>
       </w:pPr>
       <w:r>
-        <w:t>Server Audit Specification Srv_Audit_Spec_Logins → başarılı/başarısız login, logout.</w:t>
+        <w:t xml:space="preserve">Server </w:t>
+      </w:r>
+      <w:proofErr w:type="spellStart"/>
+      <w:r>
+        <w:t>Audit</w:t>
+      </w:r>
+      <w:proofErr w:type="spellEnd"/>
+      <w:r>
+        <w:t xml:space="preserve"> </w:t>
+      </w:r>
+      <w:proofErr w:type="spellStart"/>
+      <w:r>
+        <w:t>Specification</w:t>
+      </w:r>
+      <w:proofErr w:type="spellEnd"/>
+      <w:r>
+        <w:t xml:space="preserve"> </w:t>
+      </w:r>
+      <w:proofErr w:type="spellStart"/>
+      <w:r>
+        <w:t>Srv_Audit_Spec_Logins</w:t>
+      </w:r>
+      <w:proofErr w:type="spellEnd"/>
+      <w:r>
+        <w:t xml:space="preserve"> → başarılı/başarısız login, </w:t>
+      </w:r>
+      <w:proofErr w:type="spellStart"/>
+      <w:r>
+        <w:t>logout</w:t>
+      </w:r>
+      <w:proofErr w:type="spellEnd"/>
+      <w:r>
+        <w:t>.</w:t>
       </w:r>
     </w:p>
     <w:p>
@@ -3290,7 +4558,31 @@
         <w:spacing w:before="60" w:after="60"/>
       </w:pPr>
       <w:r>
-        <w:t>Database Audit Specification DB_Audit_Spec_Personel → Personel tablosuna tüm SELECT/INSERT/UPDATE/DELETE işlemleri + rol üyelik değişiklikleri.</w:t>
+        <w:t xml:space="preserve">Database </w:t>
+      </w:r>
+      <w:proofErr w:type="spellStart"/>
+      <w:r>
+        <w:t>Audit</w:t>
+      </w:r>
+      <w:proofErr w:type="spellEnd"/>
+      <w:r>
+        <w:t xml:space="preserve"> </w:t>
+      </w:r>
+      <w:proofErr w:type="spellStart"/>
+      <w:r>
+        <w:t>Specification</w:t>
+      </w:r>
+      <w:proofErr w:type="spellEnd"/>
+      <w:r>
+        <w:t xml:space="preserve"> </w:t>
+      </w:r>
+      <w:proofErr w:type="spellStart"/>
+      <w:r>
+        <w:t>DB_Audit_Spec_Personel</w:t>
+      </w:r>
+      <w:proofErr w:type="spellEnd"/>
+      <w:r>
+        <w:t xml:space="preserve"> → Personel tablosuna tüm SELECT/INSERT/UPDATE/DELETE işlemleri + rol üyelik değişiklikleri.</w:t>
       </w:r>
     </w:p>
     <w:p>
@@ -3314,7 +4606,25 @@
           <w:sz w:val="18"/>
           <w:szCs w:val="18"/>
         </w:rPr>
-        <w:t>-- Başarısız login denemeleri (brute-force tespiti)</w:t>
+        <w:t>-- Başarısız login denemeleri (</w:t>
+      </w:r>
+      <w:proofErr w:type="spellStart"/>
+      <w:r>
+        <w:rPr>
+          <w:rFonts w:ascii="Courier New" w:eastAsia="Courier New" w:hAnsi="Courier New" w:cs="Courier New"/>
+          <w:sz w:val="18"/>
+          <w:szCs w:val="18"/>
+        </w:rPr>
+        <w:t>brute-force</w:t>
+      </w:r>
+      <w:proofErr w:type="spellEnd"/>
+      <w:r>
+        <w:rPr>
+          <w:rFonts w:ascii="Courier New" w:eastAsia="Courier New" w:hAnsi="Courier New" w:cs="Courier New"/>
+          <w:sz w:val="18"/>
+          <w:szCs w:val="18"/>
+        </w:rPr>
+        <w:t xml:space="preserve"> tespiti)</w:t>
       </w:r>
     </w:p>
     <w:p>
@@ -3329,8 +4639,54 @@
           <w:sz w:val="18"/>
           <w:szCs w:val="18"/>
         </w:rPr>
-        <w:t>SELECT event_time, server_principal_name, client_ip</w:t>
-      </w:r>
+        <w:t xml:space="preserve">SELECT </w:t>
+      </w:r>
+      <w:proofErr w:type="spellStart"/>
+      <w:r>
+        <w:rPr>
+          <w:rFonts w:ascii="Courier New" w:eastAsia="Courier New" w:hAnsi="Courier New" w:cs="Courier New"/>
+          <w:sz w:val="18"/>
+          <w:szCs w:val="18"/>
+        </w:rPr>
+        <w:t>event_time</w:t>
+      </w:r>
+      <w:proofErr w:type="spellEnd"/>
+      <w:r>
+        <w:rPr>
+          <w:rFonts w:ascii="Courier New" w:eastAsia="Courier New" w:hAnsi="Courier New" w:cs="Courier New"/>
+          <w:sz w:val="18"/>
+          <w:szCs w:val="18"/>
+        </w:rPr>
+        <w:t xml:space="preserve">, </w:t>
+      </w:r>
+      <w:proofErr w:type="spellStart"/>
+      <w:r>
+        <w:rPr>
+          <w:rFonts w:ascii="Courier New" w:eastAsia="Courier New" w:hAnsi="Courier New" w:cs="Courier New"/>
+          <w:sz w:val="18"/>
+          <w:szCs w:val="18"/>
+        </w:rPr>
+        <w:t>server_principal_name</w:t>
+      </w:r>
+      <w:proofErr w:type="spellEnd"/>
+      <w:r>
+        <w:rPr>
+          <w:rFonts w:ascii="Courier New" w:eastAsia="Courier New" w:hAnsi="Courier New" w:cs="Courier New"/>
+          <w:sz w:val="18"/>
+          <w:szCs w:val="18"/>
+        </w:rPr>
+        <w:t xml:space="preserve">, </w:t>
+      </w:r>
+      <w:proofErr w:type="spellStart"/>
+      <w:r>
+        <w:rPr>
+          <w:rFonts w:ascii="Courier New" w:eastAsia="Courier New" w:hAnsi="Courier New" w:cs="Courier New"/>
+          <w:sz w:val="18"/>
+          <w:szCs w:val="18"/>
+        </w:rPr>
+        <w:t>client_ip</w:t>
+      </w:r>
+      <w:proofErr w:type="spellEnd"/>
     </w:p>
     <w:p>
       <w:pPr>
@@ -3344,7 +4700,53 @@
           <w:sz w:val="18"/>
           <w:szCs w:val="18"/>
         </w:rPr>
-        <w:t>FROM sys.fn_get_audit_file('C:\SQLAudit\*', DEFAULT, DEFAULT)</w:t>
+        <w:t xml:space="preserve">FROM </w:t>
+      </w:r>
+      <w:proofErr w:type="spellStart"/>
+      <w:proofErr w:type="gramStart"/>
+      <w:r>
+        <w:rPr>
+          <w:rFonts w:ascii="Courier New" w:eastAsia="Courier New" w:hAnsi="Courier New" w:cs="Courier New"/>
+          <w:sz w:val="18"/>
+          <w:szCs w:val="18"/>
+        </w:rPr>
+        <w:t>sys.fn</w:t>
+      </w:r>
+      <w:proofErr w:type="gramEnd"/>
+      <w:r>
+        <w:rPr>
+          <w:rFonts w:ascii="Courier New" w:eastAsia="Courier New" w:hAnsi="Courier New" w:cs="Courier New"/>
+          <w:sz w:val="18"/>
+          <w:szCs w:val="18"/>
+        </w:rPr>
+        <w:t>_get_audit_file</w:t>
+      </w:r>
+      <w:proofErr w:type="spellEnd"/>
+      <w:r>
+        <w:rPr>
+          <w:rFonts w:ascii="Courier New" w:eastAsia="Courier New" w:hAnsi="Courier New" w:cs="Courier New"/>
+          <w:sz w:val="18"/>
+          <w:szCs w:val="18"/>
+        </w:rPr>
+        <w:t>('C:\</w:t>
+      </w:r>
+      <w:proofErr w:type="spellStart"/>
+      <w:r>
+        <w:rPr>
+          <w:rFonts w:ascii="Courier New" w:eastAsia="Courier New" w:hAnsi="Courier New" w:cs="Courier New"/>
+          <w:sz w:val="18"/>
+          <w:szCs w:val="18"/>
+        </w:rPr>
+        <w:t>SQLAudit</w:t>
+      </w:r>
+      <w:proofErr w:type="spellEnd"/>
+      <w:r>
+        <w:rPr>
+          <w:rFonts w:ascii="Courier New" w:eastAsia="Courier New" w:hAnsi="Courier New" w:cs="Courier New"/>
+          <w:sz w:val="18"/>
+          <w:szCs w:val="18"/>
+        </w:rPr>
+        <w:t>\*', DEFAULT, DEFAULT)</w:t>
       </w:r>
     </w:p>
     <w:p>
@@ -3359,7 +4761,25 @@
           <w:sz w:val="18"/>
           <w:szCs w:val="18"/>
         </w:rPr>
-        <w:t>WHERE action_id = 'FLGF';</w:t>
+        <w:t xml:space="preserve">WHERE </w:t>
+      </w:r>
+      <w:proofErr w:type="spellStart"/>
+      <w:r>
+        <w:rPr>
+          <w:rFonts w:ascii="Courier New" w:eastAsia="Courier New" w:hAnsi="Courier New" w:cs="Courier New"/>
+          <w:sz w:val="18"/>
+          <w:szCs w:val="18"/>
+        </w:rPr>
+        <w:t>action_id</w:t>
+      </w:r>
+      <w:proofErr w:type="spellEnd"/>
+      <w:r>
+        <w:rPr>
+          <w:rFonts w:ascii="Courier New" w:eastAsia="Courier New" w:hAnsi="Courier New" w:cs="Courier New"/>
+          <w:sz w:val="18"/>
+          <w:szCs w:val="18"/>
+        </w:rPr>
+        <w:t xml:space="preserve"> = 'FLGF';</w:t>
       </w:r>
     </w:p>
     <w:p>
@@ -3374,8 +4794,53 @@
       <w:pPr>
         <w:spacing w:before="80" w:after="80"/>
       </w:pPr>
-      <w:r>
-        <w:t>Audit log'ları DB admin'in değiştiremeyeceği, immutable bir uzak log sunucusuna (syslog / SIEM) gönderilmelidir. Aksi halde DB admin, bir kötüye kullanımı gizlemek için log'u silebilir.</w:t>
+      <w:proofErr w:type="spellStart"/>
+      <w:r>
+        <w:t>Audit</w:t>
+      </w:r>
+      <w:proofErr w:type="spellEnd"/>
+      <w:r>
+        <w:t xml:space="preserve"> </w:t>
+      </w:r>
+      <w:proofErr w:type="spellStart"/>
+      <w:r>
+        <w:t>log'ları</w:t>
+      </w:r>
+      <w:proofErr w:type="spellEnd"/>
+      <w:r>
+        <w:t xml:space="preserve"> DB </w:t>
+      </w:r>
+      <w:proofErr w:type="spellStart"/>
+      <w:r>
+        <w:t>admin'in</w:t>
+      </w:r>
+      <w:proofErr w:type="spellEnd"/>
+      <w:r>
+        <w:t xml:space="preserve"> değiştiremeyeceği, </w:t>
+      </w:r>
+      <w:proofErr w:type="spellStart"/>
+      <w:r>
+        <w:t>immutable</w:t>
+      </w:r>
+      <w:proofErr w:type="spellEnd"/>
+      <w:r>
+        <w:t xml:space="preserve"> bir uzak log sunucusuna (</w:t>
+      </w:r>
+      <w:proofErr w:type="spellStart"/>
+      <w:r>
+        <w:t>syslog</w:t>
+      </w:r>
+      <w:proofErr w:type="spellEnd"/>
+      <w:r>
+        <w:t xml:space="preserve"> / SIEM) gönderilmelidir. Aksi halde DB admin, bir kötüye kullanımı gizlemek için </w:t>
+      </w:r>
+      <w:proofErr w:type="spellStart"/>
+      <w:r>
+        <w:t>log'u</w:t>
+      </w:r>
+      <w:proofErr w:type="spellEnd"/>
+      <w:r>
+        <w:t xml:space="preserve"> silebilir.</w:t>
       </w:r>
     </w:p>
     <w:p>
@@ -3388,7 +4853,15 @@
         <w:pStyle w:val="Balk1"/>
       </w:pPr>
       <w:r>
-        <w:t>9. Row-Level Security (RLS) — 08_row_level_security.sql</w:t>
+        <w:t xml:space="preserve">9. </w:t>
+      </w:r>
+      <w:proofErr w:type="spellStart"/>
+      <w:r>
+        <w:t>Row</w:t>
+      </w:r>
+      <w:proofErr w:type="spellEnd"/>
+      <w:r>
+        <w:t>-Level Security (RLS) — 08_row_level_security.sql</w:t>
       </w:r>
     </w:p>
     <w:p>
@@ -3404,7 +4877,20 @@
         <w:spacing w:before="80" w:after="80"/>
       </w:pPr>
       <w:r>
-        <w:t>Aynı sorgu, çalıştıran kullanıcıya göre farklı sonuç dönmeli. yazilim_sef → sadece Yazılım Geliştirme departmanı personelini görmeli.</w:t>
+        <w:t xml:space="preserve">Aynı sorgu, çalıştıran kullanıcıya göre farklı sonuç dönmeli. </w:t>
+      </w:r>
+      <w:proofErr w:type="spellStart"/>
+      <w:proofErr w:type="gramStart"/>
+      <w:r>
+        <w:t>yazilim</w:t>
+      </w:r>
+      <w:proofErr w:type="gramEnd"/>
+      <w:r>
+        <w:t>_sef</w:t>
+      </w:r>
+      <w:proofErr w:type="spellEnd"/>
+      <w:r>
+        <w:t xml:space="preserve"> → sadece Yazılım Geliştirme departmanı personelini görmeli.</w:t>
       </w:r>
     </w:p>
     <w:p>
@@ -3424,8 +4910,13 @@
         </w:numPr>
         <w:spacing w:before="60" w:after="60"/>
       </w:pPr>
-      <w:r>
-        <w:t>KullaniciDepartman tablosu: hangi kullanıcı hangi departmanı yönetir.</w:t>
+      <w:proofErr w:type="spellStart"/>
+      <w:r>
+        <w:t>KullaniciDepartman</w:t>
+      </w:r>
+      <w:proofErr w:type="spellEnd"/>
+      <w:r>
+        <w:t xml:space="preserve"> tablosu: hangi kullanıcı hangi departmanı yönetir.</w:t>
       </w:r>
     </w:p>
     <w:p>
@@ -3437,8 +4928,37 @@
         </w:numPr>
         <w:spacing w:before="60" w:after="60"/>
       </w:pPr>
-      <w:r>
-        <w:t>Inline TVF Security.fn_DepartmanFiltre(@DepartmanID): IS_MEMBER('db_owner') veya SUSER_SNAME() eşleşmesi varsa 1 döner.</w:t>
+      <w:proofErr w:type="spellStart"/>
+      <w:r>
+        <w:t>Inline</w:t>
+      </w:r>
+      <w:proofErr w:type="spellEnd"/>
+      <w:r>
+        <w:t xml:space="preserve"> TVF </w:t>
+      </w:r>
+      <w:proofErr w:type="spellStart"/>
+      <w:r>
+        <w:t>Security.fn_DepartmanFiltre</w:t>
+      </w:r>
+      <w:proofErr w:type="spellEnd"/>
+      <w:r>
+        <w:t>(@DepartmanID): IS_MEMBER('</w:t>
+      </w:r>
+      <w:proofErr w:type="spellStart"/>
+      <w:r>
+        <w:t>db_owner</w:t>
+      </w:r>
+      <w:proofErr w:type="spellEnd"/>
+      <w:r>
+        <w:t>') veya SUSER_</w:t>
+      </w:r>
+      <w:proofErr w:type="gramStart"/>
+      <w:r>
+        <w:t>SNAME(</w:t>
+      </w:r>
+      <w:proofErr w:type="gramEnd"/>
+      <w:r>
+        <w:t>) eşleşmesi varsa 1 döner.</w:t>
       </w:r>
     </w:p>
     <w:p>
@@ -3451,7 +4971,33 @@
         <w:spacing w:before="60" w:after="60"/>
       </w:pPr>
       <w:r>
-        <w:t>Security Policy PersonelRLS: fonksiyonu dbo.Personel tablosuna FILTER PREDICATE olarak bağlar. BLOCK PREDICATE AFTER INSERT ise bir şefin başka departmana kayıt eklemesini engeller.</w:t>
+        <w:t xml:space="preserve">Security </w:t>
+      </w:r>
+      <w:proofErr w:type="spellStart"/>
+      <w:r>
+        <w:t>Policy</w:t>
+      </w:r>
+      <w:proofErr w:type="spellEnd"/>
+      <w:r>
+        <w:t xml:space="preserve"> </w:t>
+      </w:r>
+      <w:proofErr w:type="spellStart"/>
+      <w:r>
+        <w:t>PersonelRLS</w:t>
+      </w:r>
+      <w:proofErr w:type="spellEnd"/>
+      <w:r>
+        <w:t xml:space="preserve">: fonksiyonu </w:t>
+      </w:r>
+      <w:proofErr w:type="spellStart"/>
+      <w:proofErr w:type="gramStart"/>
+      <w:r>
+        <w:t>dbo.Personel</w:t>
+      </w:r>
+      <w:proofErr w:type="spellEnd"/>
+      <w:proofErr w:type="gramEnd"/>
+      <w:r>
+        <w:t xml:space="preserve"> tablosuna FILTER PREDICATE olarak bağlar. BLOCK PREDICATE AFTER INSERT ise bir şefin başka departmana kayıt eklemesini engeller.</w:t>
       </w:r>
     </w:p>
     <w:p>
@@ -3474,7 +5020,25 @@
           <w:sz w:val="18"/>
           <w:szCs w:val="18"/>
         </w:rPr>
-        <w:t>-- sa olarak: 5 satır</w:t>
+        <w:t xml:space="preserve">-- </w:t>
+      </w:r>
+      <w:proofErr w:type="spellStart"/>
+      <w:r>
+        <w:rPr>
+          <w:rFonts w:ascii="Courier New" w:eastAsia="Courier New" w:hAnsi="Courier New" w:cs="Courier New"/>
+          <w:sz w:val="18"/>
+          <w:szCs w:val="18"/>
+        </w:rPr>
+        <w:t>sa</w:t>
+      </w:r>
+      <w:proofErr w:type="spellEnd"/>
+      <w:r>
+        <w:rPr>
+          <w:rFonts w:ascii="Courier New" w:eastAsia="Courier New" w:hAnsi="Courier New" w:cs="Courier New"/>
+          <w:sz w:val="18"/>
+          <w:szCs w:val="18"/>
+        </w:rPr>
+        <w:t xml:space="preserve"> olarak: 5 satır</w:t>
       </w:r>
     </w:p>
     <w:p>
@@ -3489,7 +5053,43 @@
           <w:sz w:val="18"/>
           <w:szCs w:val="18"/>
         </w:rPr>
-        <w:t>-- yazilim_sef olarak: 2 satır (sadece DepartmanID=2)</w:t>
+        <w:t xml:space="preserve">-- </w:t>
+      </w:r>
+      <w:proofErr w:type="spellStart"/>
+      <w:r>
+        <w:rPr>
+          <w:rFonts w:ascii="Courier New" w:eastAsia="Courier New" w:hAnsi="Courier New" w:cs="Courier New"/>
+          <w:sz w:val="18"/>
+          <w:szCs w:val="18"/>
+        </w:rPr>
+        <w:t>yazilim_sef</w:t>
+      </w:r>
+      <w:proofErr w:type="spellEnd"/>
+      <w:r>
+        <w:rPr>
+          <w:rFonts w:ascii="Courier New" w:eastAsia="Courier New" w:hAnsi="Courier New" w:cs="Courier New"/>
+          <w:sz w:val="18"/>
+          <w:szCs w:val="18"/>
+        </w:rPr>
+        <w:t xml:space="preserve"> olarak: 2 satır (sadece </w:t>
+      </w:r>
+      <w:proofErr w:type="spellStart"/>
+      <w:r>
+        <w:rPr>
+          <w:rFonts w:ascii="Courier New" w:eastAsia="Courier New" w:hAnsi="Courier New" w:cs="Courier New"/>
+          <w:sz w:val="18"/>
+          <w:szCs w:val="18"/>
+        </w:rPr>
+        <w:t>DepartmanID</w:t>
+      </w:r>
+      <w:proofErr w:type="spellEnd"/>
+      <w:r>
+        <w:rPr>
+          <w:rFonts w:ascii="Courier New" w:eastAsia="Courier New" w:hAnsi="Courier New" w:cs="Courier New"/>
+          <w:sz w:val="18"/>
+          <w:szCs w:val="18"/>
+        </w:rPr>
+        <w:t>=2)</w:t>
       </w:r>
     </w:p>
     <w:p>
@@ -3504,13 +5104,44 @@
           <w:sz w:val="18"/>
           <w:szCs w:val="18"/>
         </w:rPr>
-        <w:t>SELECT COUNT(*) FROM dbo.Personel;</w:t>
-      </w:r>
-    </w:p>
-    <w:p>
-      <w:pPr>
-        <w:spacing w:before="60" w:after="60"/>
-      </w:pPr>
+        <w:t xml:space="preserve">SELECT </w:t>
+      </w:r>
+      <w:proofErr w:type="gramStart"/>
+      <w:r>
+        <w:rPr>
+          <w:rFonts w:ascii="Courier New" w:eastAsia="Courier New" w:hAnsi="Courier New" w:cs="Courier New"/>
+          <w:sz w:val="18"/>
+          <w:szCs w:val="18"/>
+        </w:rPr>
+        <w:t>COUNT(</w:t>
+      </w:r>
+      <w:proofErr w:type="gramEnd"/>
+      <w:r>
+        <w:rPr>
+          <w:rFonts w:ascii="Courier New" w:eastAsia="Courier New" w:hAnsi="Courier New" w:cs="Courier New"/>
+          <w:sz w:val="18"/>
+          <w:szCs w:val="18"/>
+        </w:rPr>
+        <w:t xml:space="preserve">*) FROM </w:t>
+      </w:r>
+      <w:proofErr w:type="spellStart"/>
+      <w:r>
+        <w:rPr>
+          <w:rFonts w:ascii="Courier New" w:eastAsia="Courier New" w:hAnsi="Courier New" w:cs="Courier New"/>
+          <w:sz w:val="18"/>
+          <w:szCs w:val="18"/>
+        </w:rPr>
+        <w:t>dbo.Personel</w:t>
+      </w:r>
+      <w:proofErr w:type="spellEnd"/>
+      <w:r>
+        <w:rPr>
+          <w:rFonts w:ascii="Courier New" w:eastAsia="Courier New" w:hAnsi="Courier New" w:cs="Courier New"/>
+          <w:sz w:val="18"/>
+          <w:szCs w:val="18"/>
+        </w:rPr>
+        <w:t>;</w:t>
+      </w:r>
     </w:p>
     <w:p>
       <w:pPr>
@@ -3557,12 +5188,6 @@
         <w:gridCol w:w="3766"/>
       </w:tblGrid>
       <w:tr>
-        <w:tblPrEx>
-          <w:tblCellMar>
-            <w:top w:w="0" w:type="dxa"/>
-            <w:bottom w:w="0" w:type="dxa"/>
-          </w:tblCellMar>
-        </w:tblPrEx>
         <w:tc>
           <w:tcPr>
             <w:tcW w:w="600" w:type="dxa"/>
@@ -3681,12 +5306,6 @@
         </w:tc>
       </w:tr>
       <w:tr>
-        <w:tblPrEx>
-          <w:tblCellMar>
-            <w:top w:w="0" w:type="dxa"/>
-            <w:bottom w:w="0" w:type="dxa"/>
-          </w:tblCellMar>
-        </w:tblPrEx>
         <w:tc>
           <w:tcPr>
             <w:tcW w:w="600" w:type="dxa"/>
@@ -3730,13 +5349,24 @@
             </w:tcMar>
           </w:tcPr>
           <w:p>
-            <w:r>
-              <w:rPr>
-                <w:sz w:val="20"/>
-                <w:szCs w:val="20"/>
-              </w:rPr>
-              <w:t>ik_okuyucu</w:t>
-            </w:r>
+            <w:proofErr w:type="spellStart"/>
+            <w:proofErr w:type="gramStart"/>
+            <w:r>
+              <w:rPr>
+                <w:sz w:val="20"/>
+                <w:szCs w:val="20"/>
+              </w:rPr>
+              <w:t>ik</w:t>
+            </w:r>
+            <w:proofErr w:type="gramEnd"/>
+            <w:r>
+              <w:rPr>
+                <w:sz w:val="20"/>
+                <w:szCs w:val="20"/>
+              </w:rPr>
+              <w:t>_okuyucu</w:t>
+            </w:r>
+            <w:proofErr w:type="spellEnd"/>
           </w:p>
         </w:tc>
         <w:tc>
@@ -3756,12 +5386,30 @@
             </w:tcMar>
           </w:tcPr>
           <w:p>
-            <w:r>
-              <w:rPr>
-                <w:sz w:val="20"/>
-                <w:szCs w:val="20"/>
-              </w:rPr>
-              <w:t>vw_PersonelIK SELECT</w:t>
+            <w:proofErr w:type="spellStart"/>
+            <w:proofErr w:type="gramStart"/>
+            <w:r>
+              <w:rPr>
+                <w:sz w:val="20"/>
+                <w:szCs w:val="20"/>
+              </w:rPr>
+              <w:t>vw</w:t>
+            </w:r>
+            <w:proofErr w:type="gramEnd"/>
+            <w:r>
+              <w:rPr>
+                <w:sz w:val="20"/>
+                <w:szCs w:val="20"/>
+              </w:rPr>
+              <w:t>_PersonelIK</w:t>
+            </w:r>
+            <w:proofErr w:type="spellEnd"/>
+            <w:r>
+              <w:rPr>
+                <w:sz w:val="20"/>
+                <w:szCs w:val="20"/>
+              </w:rPr>
+              <w:t xml:space="preserve"> SELECT</w:t>
             </w:r>
           </w:p>
         </w:tc>
@@ -3787,18 +5435,28 @@
                 <w:sz w:val="20"/>
                 <w:szCs w:val="20"/>
               </w:rPr>
-              <w:t>Maskelenmiş TC ile 5 satır</w:t>
+              <w:t xml:space="preserve">Maskelenmiş </w:t>
+            </w:r>
+            <w:proofErr w:type="gramStart"/>
+            <w:r>
+              <w:rPr>
+                <w:sz w:val="20"/>
+                <w:szCs w:val="20"/>
+              </w:rPr>
+              <w:t>TC</w:t>
+            </w:r>
+            <w:proofErr w:type="gramEnd"/>
+            <w:r>
+              <w:rPr>
+                <w:sz w:val="20"/>
+                <w:szCs w:val="20"/>
+              </w:rPr>
+              <w:t xml:space="preserve"> ile 5 satır</w:t>
             </w:r>
           </w:p>
         </w:tc>
       </w:tr>
       <w:tr>
-        <w:tblPrEx>
-          <w:tblCellMar>
-            <w:top w:w="0" w:type="dxa"/>
-            <w:bottom w:w="0" w:type="dxa"/>
-          </w:tblCellMar>
-        </w:tblPrEx>
         <w:tc>
           <w:tcPr>
             <w:tcW w:w="600" w:type="dxa"/>
@@ -3842,13 +5500,24 @@
             </w:tcMar>
           </w:tcPr>
           <w:p>
-            <w:r>
-              <w:rPr>
-                <w:sz w:val="20"/>
-                <w:szCs w:val="20"/>
-              </w:rPr>
-              <w:t>ik_okuyucu</w:t>
-            </w:r>
+            <w:proofErr w:type="spellStart"/>
+            <w:proofErr w:type="gramStart"/>
+            <w:r>
+              <w:rPr>
+                <w:sz w:val="20"/>
+                <w:szCs w:val="20"/>
+              </w:rPr>
+              <w:t>ik</w:t>
+            </w:r>
+            <w:proofErr w:type="gramEnd"/>
+            <w:r>
+              <w:rPr>
+                <w:sz w:val="20"/>
+                <w:szCs w:val="20"/>
+              </w:rPr>
+              <w:t>_okuyucu</w:t>
+            </w:r>
+            <w:proofErr w:type="spellEnd"/>
           </w:p>
         </w:tc>
         <w:tc>
@@ -3905,12 +5574,6 @@
         </w:tc>
       </w:tr>
       <w:tr>
-        <w:tblPrEx>
-          <w:tblCellMar>
-            <w:top w:w="0" w:type="dxa"/>
-            <w:bottom w:w="0" w:type="dxa"/>
-          </w:tblCellMar>
-        </w:tblPrEx>
         <w:tc>
           <w:tcPr>
             <w:tcW w:w="600" w:type="dxa"/>
@@ -3954,13 +5617,24 @@
             </w:tcMar>
           </w:tcPr>
           <w:p>
-            <w:r>
-              <w:rPr>
-                <w:sz w:val="20"/>
-                <w:szCs w:val="20"/>
-              </w:rPr>
-              <w:t>muh_yazar</w:t>
-            </w:r>
+            <w:proofErr w:type="spellStart"/>
+            <w:proofErr w:type="gramStart"/>
+            <w:r>
+              <w:rPr>
+                <w:sz w:val="20"/>
+                <w:szCs w:val="20"/>
+              </w:rPr>
+              <w:t>muh</w:t>
+            </w:r>
+            <w:proofErr w:type="gramEnd"/>
+            <w:r>
+              <w:rPr>
+                <w:sz w:val="20"/>
+                <w:szCs w:val="20"/>
+              </w:rPr>
+              <w:t>_yazar</w:t>
+            </w:r>
+            <w:proofErr w:type="spellEnd"/>
           </w:p>
         </w:tc>
         <w:tc>
@@ -3980,12 +5654,30 @@
             </w:tcMar>
           </w:tcPr>
           <w:p>
-            <w:r>
-              <w:rPr>
-                <w:sz w:val="20"/>
-                <w:szCs w:val="20"/>
-              </w:rPr>
-              <w:t>vw_PersonelMaas SELECT</w:t>
+            <w:proofErr w:type="spellStart"/>
+            <w:proofErr w:type="gramStart"/>
+            <w:r>
+              <w:rPr>
+                <w:sz w:val="20"/>
+                <w:szCs w:val="20"/>
+              </w:rPr>
+              <w:t>vw</w:t>
+            </w:r>
+            <w:proofErr w:type="gramEnd"/>
+            <w:r>
+              <w:rPr>
+                <w:sz w:val="20"/>
+                <w:szCs w:val="20"/>
+              </w:rPr>
+              <w:t>_PersonelMaas</w:t>
+            </w:r>
+            <w:proofErr w:type="spellEnd"/>
+            <w:r>
+              <w:rPr>
+                <w:sz w:val="20"/>
+                <w:szCs w:val="20"/>
+              </w:rPr>
+              <w:t xml:space="preserve"> SELECT</w:t>
             </w:r>
           </w:p>
         </w:tc>
@@ -4017,12 +5709,6 @@
         </w:tc>
       </w:tr>
       <w:tr>
-        <w:tblPrEx>
-          <w:tblCellMar>
-            <w:top w:w="0" w:type="dxa"/>
-            <w:bottom w:w="0" w:type="dxa"/>
-          </w:tblCellMar>
-        </w:tblPrEx>
         <w:tc>
           <w:tcPr>
             <w:tcW w:w="600" w:type="dxa"/>
@@ -4066,13 +5752,24 @@
             </w:tcMar>
           </w:tcPr>
           <w:p>
-            <w:r>
-              <w:rPr>
-                <w:sz w:val="20"/>
-                <w:szCs w:val="20"/>
-              </w:rPr>
-              <w:t>muh_yazar</w:t>
-            </w:r>
+            <w:proofErr w:type="spellStart"/>
+            <w:proofErr w:type="gramStart"/>
+            <w:r>
+              <w:rPr>
+                <w:sz w:val="20"/>
+                <w:szCs w:val="20"/>
+              </w:rPr>
+              <w:t>muh</w:t>
+            </w:r>
+            <w:proofErr w:type="gramEnd"/>
+            <w:r>
+              <w:rPr>
+                <w:sz w:val="20"/>
+                <w:szCs w:val="20"/>
+              </w:rPr>
+              <w:t>_yazar</w:t>
+            </w:r>
+            <w:proofErr w:type="spellEnd"/>
           </w:p>
         </w:tc>
         <w:tc>
@@ -4092,12 +5789,21 @@
             </w:tcMar>
           </w:tcPr>
           <w:p>
-            <w:r>
-              <w:rPr>
-                <w:sz w:val="20"/>
-                <w:szCs w:val="20"/>
-              </w:rPr>
-              <w:t>Personel.TCKimlikNo SELECT</w:t>
+            <w:proofErr w:type="spellStart"/>
+            <w:r>
+              <w:rPr>
+                <w:sz w:val="20"/>
+                <w:szCs w:val="20"/>
+              </w:rPr>
+              <w:t>Personel.TCKimlikNo</w:t>
+            </w:r>
+            <w:proofErr w:type="spellEnd"/>
+            <w:r>
+              <w:rPr>
+                <w:sz w:val="20"/>
+                <w:szCs w:val="20"/>
+              </w:rPr>
+              <w:t xml:space="preserve"> SELECT</w:t>
             </w:r>
           </w:p>
         </w:tc>
@@ -4129,12 +5835,6 @@
         </w:tc>
       </w:tr>
       <w:tr>
-        <w:tblPrEx>
-          <w:tblCellMar>
-            <w:top w:w="0" w:type="dxa"/>
-            <w:bottom w:w="0" w:type="dxa"/>
-          </w:tblCellMar>
-        </w:tblPrEx>
         <w:tc>
           <w:tcPr>
             <w:tcW w:w="600" w:type="dxa"/>
@@ -4178,13 +5878,24 @@
             </w:tcMar>
           </w:tcPr>
           <w:p>
-            <w:r>
-              <w:rPr>
-                <w:sz w:val="20"/>
-                <w:szCs w:val="20"/>
-              </w:rPr>
-              <w:t>muh_yazar</w:t>
-            </w:r>
+            <w:proofErr w:type="spellStart"/>
+            <w:proofErr w:type="gramStart"/>
+            <w:r>
+              <w:rPr>
+                <w:sz w:val="20"/>
+                <w:szCs w:val="20"/>
+              </w:rPr>
+              <w:t>muh</w:t>
+            </w:r>
+            <w:proofErr w:type="gramEnd"/>
+            <w:r>
+              <w:rPr>
+                <w:sz w:val="20"/>
+                <w:szCs w:val="20"/>
+              </w:rPr>
+              <w:t>_yazar</w:t>
+            </w:r>
+            <w:proofErr w:type="spellEnd"/>
           </w:p>
         </w:tc>
         <w:tc>
@@ -4241,12 +5952,6 @@
         </w:tc>
       </w:tr>
       <w:tr>
-        <w:tblPrEx>
-          <w:tblCellMar>
-            <w:top w:w="0" w:type="dxa"/>
-            <w:bottom w:w="0" w:type="dxa"/>
-          </w:tblCellMar>
-        </w:tblPrEx>
         <w:tc>
           <w:tcPr>
             <w:tcW w:w="600" w:type="dxa"/>
@@ -4290,13 +5995,24 @@
             </w:tcMar>
           </w:tcPr>
           <w:p>
-            <w:r>
-              <w:rPr>
-                <w:sz w:val="20"/>
-                <w:szCs w:val="20"/>
-              </w:rPr>
-              <w:t>muh_yazar</w:t>
-            </w:r>
+            <w:proofErr w:type="spellStart"/>
+            <w:proofErr w:type="gramStart"/>
+            <w:r>
+              <w:rPr>
+                <w:sz w:val="20"/>
+                <w:szCs w:val="20"/>
+              </w:rPr>
+              <w:t>muh</w:t>
+            </w:r>
+            <w:proofErr w:type="gramEnd"/>
+            <w:r>
+              <w:rPr>
+                <w:sz w:val="20"/>
+                <w:szCs w:val="20"/>
+              </w:rPr>
+              <w:t>_yazar</w:t>
+            </w:r>
+            <w:proofErr w:type="spellEnd"/>
           </w:p>
         </w:tc>
         <w:tc>
@@ -4316,12 +6032,30 @@
             </w:tcMar>
           </w:tcPr>
           <w:p>
-            <w:r>
-              <w:rPr>
-                <w:sz w:val="20"/>
-                <w:szCs w:val="20"/>
-              </w:rPr>
-              <w:t>vw_PersonelMaas UPDATE</w:t>
+            <w:proofErr w:type="spellStart"/>
+            <w:proofErr w:type="gramStart"/>
+            <w:r>
+              <w:rPr>
+                <w:sz w:val="20"/>
+                <w:szCs w:val="20"/>
+              </w:rPr>
+              <w:t>vw</w:t>
+            </w:r>
+            <w:proofErr w:type="gramEnd"/>
+            <w:r>
+              <w:rPr>
+                <w:sz w:val="20"/>
+                <w:szCs w:val="20"/>
+              </w:rPr>
+              <w:t>_PersonelMaas</w:t>
+            </w:r>
+            <w:proofErr w:type="spellEnd"/>
+            <w:r>
+              <w:rPr>
+                <w:sz w:val="20"/>
+                <w:szCs w:val="20"/>
+              </w:rPr>
+              <w:t xml:space="preserve"> UPDATE</w:t>
             </w:r>
           </w:p>
         </w:tc>
@@ -4353,12 +6087,6 @@
         </w:tc>
       </w:tr>
       <w:tr>
-        <w:tblPrEx>
-          <w:tblCellMar>
-            <w:top w:w="0" w:type="dxa"/>
-            <w:bottom w:w="0" w:type="dxa"/>
-          </w:tblCellMar>
-        </w:tblPrEx>
         <w:tc>
           <w:tcPr>
             <w:tcW w:w="600" w:type="dxa"/>
@@ -4402,13 +6130,24 @@
             </w:tcMar>
           </w:tcPr>
           <w:p>
-            <w:r>
-              <w:rPr>
-                <w:sz w:val="20"/>
-                <w:szCs w:val="20"/>
-              </w:rPr>
-              <w:t>yazilim_sef</w:t>
-            </w:r>
+            <w:proofErr w:type="spellStart"/>
+            <w:proofErr w:type="gramStart"/>
+            <w:r>
+              <w:rPr>
+                <w:sz w:val="20"/>
+                <w:szCs w:val="20"/>
+              </w:rPr>
+              <w:t>yazilim</w:t>
+            </w:r>
+            <w:proofErr w:type="gramEnd"/>
+            <w:r>
+              <w:rPr>
+                <w:sz w:val="20"/>
+                <w:szCs w:val="20"/>
+              </w:rPr>
+              <w:t>_sef</w:t>
+            </w:r>
+            <w:proofErr w:type="spellEnd"/>
           </w:p>
         </w:tc>
         <w:tc>
@@ -4465,12 +6204,6 @@
         </w:tc>
       </w:tr>
       <w:tr>
-        <w:tblPrEx>
-          <w:tblCellMar>
-            <w:top w:w="0" w:type="dxa"/>
-            <w:bottom w:w="0" w:type="dxa"/>
-          </w:tblCellMar>
-        </w:tblPrEx>
         <w:tc>
           <w:tcPr>
             <w:tcW w:w="600" w:type="dxa"/>
@@ -4493,7 +6226,6 @@
                 <w:sz w:val="20"/>
                 <w:szCs w:val="20"/>
               </w:rPr>
-              <w:lastRenderedPageBreak/>
               <w:t>4</w:t>
             </w:r>
           </w:p>
@@ -4515,6 +6247,8 @@
             </w:tcMar>
           </w:tcPr>
           <w:p>
+            <w:proofErr w:type="spellStart"/>
+            <w:proofErr w:type="gramStart"/>
             <w:r>
               <w:rPr>
                 <w:sz w:val="20"/>
@@ -4522,6 +6256,8 @@
               </w:rPr>
               <w:t>sa</w:t>
             </w:r>
+            <w:proofErr w:type="spellEnd"/>
+            <w:proofErr w:type="gramEnd"/>
           </w:p>
         </w:tc>
         <w:tc>
@@ -4709,7 +6445,67 @@
           <w:sz w:val="18"/>
           <w:szCs w:val="18"/>
         </w:rPr>
-        <w:t>Şekil 8: Test runner — 9/9 script PASS, Basarili: 9, Basarisiz: 0</w:t>
+        <w:t xml:space="preserve">Şekil 8: Test </w:t>
+      </w:r>
+      <w:proofErr w:type="spellStart"/>
+      <w:r>
+        <w:rPr>
+          <w:i/>
+          <w:iCs/>
+          <w:sz w:val="18"/>
+          <w:szCs w:val="18"/>
+        </w:rPr>
+        <w:t>runner</w:t>
+      </w:r>
+      <w:proofErr w:type="spellEnd"/>
+      <w:r>
+        <w:rPr>
+          <w:i/>
+          <w:iCs/>
+          <w:sz w:val="18"/>
+          <w:szCs w:val="18"/>
+        </w:rPr>
+        <w:t xml:space="preserve"> — 9/9 </w:t>
+      </w:r>
+      <w:proofErr w:type="spellStart"/>
+      <w:r>
+        <w:rPr>
+          <w:i/>
+          <w:iCs/>
+          <w:sz w:val="18"/>
+          <w:szCs w:val="18"/>
+        </w:rPr>
+        <w:t>script</w:t>
+      </w:r>
+      <w:proofErr w:type="spellEnd"/>
+      <w:r>
+        <w:rPr>
+          <w:i/>
+          <w:iCs/>
+          <w:sz w:val="18"/>
+          <w:szCs w:val="18"/>
+        </w:rPr>
+        <w:t xml:space="preserve"> PASS, </w:t>
+      </w:r>
+      <w:proofErr w:type="spellStart"/>
+      <w:r>
+        <w:rPr>
+          <w:i/>
+          <w:iCs/>
+          <w:sz w:val="18"/>
+          <w:szCs w:val="18"/>
+        </w:rPr>
+        <w:t>Basarili</w:t>
+      </w:r>
+      <w:proofErr w:type="spellEnd"/>
+      <w:r>
+        <w:rPr>
+          <w:i/>
+          <w:iCs/>
+          <w:sz w:val="18"/>
+          <w:szCs w:val="18"/>
+        </w:rPr>
+        <w:t>: 9, Basarisiz: 0</w:t>
       </w:r>
     </w:p>
     <w:p>
@@ -4722,6 +6518,7 @@
         <w:pStyle w:val="Balk1"/>
       </w:pPr>
       <w:r>
+        <w:lastRenderedPageBreak/>
         <w:t>11. Sonuç</w:t>
       </w:r>
     </w:p>
@@ -4755,8 +6552,21 @@
         </w:numPr>
         <w:spacing w:before="60" w:after="60"/>
       </w:pPr>
-      <w:r>
-        <w:t>Least-privilege ilkesi ile üç rol ve bu rollere özel view'lar tasarlandı.</w:t>
+      <w:proofErr w:type="spellStart"/>
+      <w:r>
+        <w:t>Least-privilege</w:t>
+      </w:r>
+      <w:proofErr w:type="spellEnd"/>
+      <w:r>
+        <w:t xml:space="preserve"> ilkesi ile üç rol ve bu rollere özel </w:t>
+      </w:r>
+      <w:proofErr w:type="spellStart"/>
+      <w:r>
+        <w:t>view'lar</w:t>
+      </w:r>
+      <w:proofErr w:type="spellEnd"/>
+      <w:r>
+        <w:t xml:space="preserve"> tasarlandı.</w:t>
       </w:r>
     </w:p>
     <w:p>
@@ -4769,7 +6579,15 @@
         <w:spacing w:before="60" w:after="60"/>
       </w:pPr>
       <w:r>
-        <w:t>TDE ile veritabanı dosyaları AES-256 ile şifrelendi, sertifika güvenli bir şekilde yedeklendi.</w:t>
+        <w:t xml:space="preserve">TDE ile </w:t>
+      </w:r>
+      <w:proofErr w:type="spellStart"/>
+      <w:r>
+        <w:t>veritabanı</w:t>
+      </w:r>
+      <w:proofErr w:type="spellEnd"/>
+      <w:r>
+        <w:t xml:space="preserve"> dosyaları AES-256 ile şifrelendi, sertifika güvenli bir şekilde yedeklendi.</w:t>
       </w:r>
     </w:p>
     <w:p>
@@ -4782,7 +6600,31 @@
         <w:spacing w:before="60" w:after="60"/>
       </w:pPr>
       <w:r>
-        <w:t>SQL Injection saldırıları simüle edildi ve parameterized query ile etkisizleştirildi.</w:t>
+        <w:t xml:space="preserve">SQL </w:t>
+      </w:r>
+      <w:proofErr w:type="spellStart"/>
+      <w:r>
+        <w:t>Injection</w:t>
+      </w:r>
+      <w:proofErr w:type="spellEnd"/>
+      <w:r>
+        <w:t xml:space="preserve"> saldırıları simüle edildi ve </w:t>
+      </w:r>
+      <w:proofErr w:type="spellStart"/>
+      <w:r>
+        <w:t>parameterized</w:t>
+      </w:r>
+      <w:proofErr w:type="spellEnd"/>
+      <w:r>
+        <w:t xml:space="preserve"> </w:t>
+      </w:r>
+      <w:proofErr w:type="spellStart"/>
+      <w:r>
+        <w:t>query</w:t>
+      </w:r>
+      <w:proofErr w:type="spellEnd"/>
+      <w:r>
+        <w:t xml:space="preserve"> ile etkisizleştirildi.</w:t>
       </w:r>
     </w:p>
     <w:p>
@@ -4795,7 +6637,23 @@
         <w:spacing w:before="60" w:after="60"/>
       </w:pPr>
       <w:r>
-        <w:t>Server + DB seviyesinde audit yapılandırıldı, log'lar dosyadan sorgulanabilir hale getirildi.</w:t>
+        <w:t xml:space="preserve">Server + DB seviyesinde </w:t>
+      </w:r>
+      <w:proofErr w:type="spellStart"/>
+      <w:r>
+        <w:t>audit</w:t>
+      </w:r>
+      <w:proofErr w:type="spellEnd"/>
+      <w:r>
+        <w:t xml:space="preserve"> yapılandırıldı, </w:t>
+      </w:r>
+      <w:proofErr w:type="spellStart"/>
+      <w:r>
+        <w:t>log'lar</w:t>
+      </w:r>
+      <w:proofErr w:type="spellEnd"/>
+      <w:r>
+        <w:t xml:space="preserve"> dosyadan sorgulanabilir hale getirildi.</w:t>
       </w:r>
     </w:p>
     <w:p>
@@ -4807,8 +6665,21 @@
         </w:numPr>
         <w:spacing w:before="60" w:after="60"/>
       </w:pPr>
-      <w:r>
-        <w:t>Row-Level Security ile çok kiracılı (multi-tenant) bir senaryo uçtan uca test edildi.</w:t>
+      <w:proofErr w:type="spellStart"/>
+      <w:r>
+        <w:t>Row</w:t>
+      </w:r>
+      <w:proofErr w:type="spellEnd"/>
+      <w:r>
+        <w:t>-Level Security ile çok kiracılı (</w:t>
+      </w:r>
+      <w:proofErr w:type="spellStart"/>
+      <w:r>
+        <w:t>multi-tenant</w:t>
+      </w:r>
+      <w:proofErr w:type="spellEnd"/>
+      <w:r>
+        <w:t>) bir senaryo uçtan uca test edildi.</w:t>
       </w:r>
     </w:p>
     <w:p>
@@ -4816,7 +6687,23 @@
         <w:spacing w:before="80" w:after="80"/>
       </w:pPr>
       <w:r>
-        <w:t>Tüm adımlar sql/ klasöründeki script'lerde belgelenmiştir.</w:t>
+        <w:t xml:space="preserve">Tüm adımlar </w:t>
+      </w:r>
+      <w:proofErr w:type="spellStart"/>
+      <w:r>
+        <w:t>sql</w:t>
+      </w:r>
+      <w:proofErr w:type="spellEnd"/>
+      <w:r>
+        <w:t xml:space="preserve">/ klasöründeki </w:t>
+      </w:r>
+      <w:proofErr w:type="spellStart"/>
+      <w:r>
+        <w:t>script'lerde</w:t>
+      </w:r>
+      <w:proofErr w:type="spellEnd"/>
+      <w:r>
+        <w:t xml:space="preserve"> belgelenmiştir.</w:t>
       </w:r>
     </w:p>
     <w:p>
